--- a/fra/docx/018.content.docx
+++ b/fra/docx/018.content.docx
@@ -150,26 +150,6 @@
           <w:lang w:val="fr_FR" w:bidi="fr_FR"/>
         </w:rPr>
         <w:t>T</w:t>
-      </w:r>
-      <w:r>
-        <w:rPr>
-          <w:lang w:val="fr_FR" w:bidi="fr_FR"/>
-        </w:rPr>
-      </w:r>
-    </w:p>
-    <w:p>
-      <w:pPr/>
-      <w:r>
-        <w:rPr>
-          <w:lang w:val="fr_FR" w:bidi="fr_FR"/>
-        </w:rPr>
-      </w:r>
-      <w:r>
-        <w:rPr>
-          <w:i/>
-          <w:lang w:val="fr_FR" w:bidi="fr_FR"/>
-        </w:rPr>
-        <w:t>Ténèbres et lumière, Tout est « vanité »</w:t>
       </w:r>
       <w:r>
         <w:rPr>

--- a/fra/docx/018.content.docx
+++ b/fra/docx/018.content.docx
@@ -19,7 +19,7 @@
         <w:rPr>
           <w:lang w:val="fr_FR" w:bidi="fr_FR"/>
         </w:rPr>
-        <w:t>Resource: Study Notes - Themes (Tyndale)</w:t>
+        <w:t>Resource: Tyndale Open Study Notes</w:t>
       </w:r>
       <w:r>
         <w:rPr>
@@ -112,7 +112,7 @@
         <w:rPr>
           <w:lang w:val="fr_FR" w:bidi="fr_FR"/>
         </w:rPr>
-        <w:t>Study Notes - Themes (Tyndale)</w:t>
+        <w:t>Tyndale Open Study Notes</w:t>
       </w:r>
     </w:p>
     <w:p>

--- a/fra/docx/018.content.docx
+++ b/fra/docx/018.content.docx
@@ -19,7 +19,7 @@
         <w:rPr>
           <w:lang w:val="fr_FR" w:bidi="fr_FR"/>
         </w:rPr>
-        <w:t>Resource: Tyndale Open Study Notes</w:t>
+        <w:t>Resource: Aquifer Open Study Notes (Themes)</w:t>
       </w:r>
       <w:r>
         <w:rPr>
@@ -112,7 +112,7 @@
         <w:rPr>
           <w:lang w:val="fr_FR" w:bidi="fr_FR"/>
         </w:rPr>
-        <w:t>Tyndale Open Study Notes</w:t>
+        <w:t>Aquifer Open Study Notes (Themes)</w:t>
       </w:r>
     </w:p>
     <w:p>

--- a/fra/docx/018.content.docx
+++ b/fra/docx/018.content.docx
@@ -244,72 +244,48 @@
         </w:rPr>
         <w:t>Le mot « ténèbres » signifie l'absence de lumière. Il n'y avait pas de lumière jusqu'à ce que Dieu ordonne qu'elle apparaisse. Il a ensuite séparé la lumière des ténèbres (</w:t>
       </w:r>
-      <w:hyperlink r:id="rId13">
-        <w:r>
-          <w:rPr>
-            <w:lang w:val="fr_FR" w:bidi="fr_FR"/>
-          </w:rPr>
-          <w:rPr>
-            <w:color w:val="0000EE"/>
-            <w:u w:val="single"/>
-          </w:rPr>
-          <w:t>Gn 1.2</w:t>
-        </w:r>
-      </w:hyperlink>
+      <w:r>
+        <w:rPr>
+          <w:lang w:val="fr_FR" w:bidi="fr_FR"/>
+        </w:rPr>
+        <w:t>Gn 1.2</w:t>
+      </w:r>
       <w:r>
         <w:rPr>
           <w:lang w:val="fr_FR" w:bidi="fr_FR"/>
         </w:rPr>
         <w:t xml:space="preserve">, </w:t>
       </w:r>
-      <w:hyperlink r:id="rId14">
-        <w:r>
-          <w:rPr>
-            <w:lang w:val="fr_FR" w:bidi="fr_FR"/>
-          </w:rPr>
-          <w:rPr>
-            <w:color w:val="0000EE"/>
-            <w:u w:val="single"/>
-          </w:rPr>
-          <w:t>4–5</w:t>
-        </w:r>
-      </w:hyperlink>
+      <w:r>
+        <w:rPr>
+          <w:lang w:val="fr_FR" w:bidi="fr_FR"/>
+        </w:rPr>
+        <w:t>4–5</w:t>
+      </w:r>
       <w:r>
         <w:rPr>
           <w:lang w:val="fr_FR" w:bidi="fr_FR"/>
         </w:rPr>
         <w:t xml:space="preserve">, </w:t>
       </w:r>
-      <w:hyperlink r:id="rId15">
-        <w:r>
-          <w:rPr>
-            <w:lang w:val="fr_FR" w:bidi="fr_FR"/>
-          </w:rPr>
-          <w:rPr>
-            <w:color w:val="0000EE"/>
-            <w:u w:val="single"/>
-          </w:rPr>
-          <w:t>18</w:t>
-        </w:r>
-      </w:hyperlink>
+      <w:r>
+        <w:rPr>
+          <w:lang w:val="fr_FR" w:bidi="fr_FR"/>
+        </w:rPr>
+        <w:t>18</w:t>
+      </w:r>
       <w:r>
         <w:rPr>
           <w:lang w:val="fr_FR" w:bidi="fr_FR"/>
         </w:rPr>
         <w:t>). La neuvième plaie qu'il a envoyée contre l'Égypte était trois jours d'épaisses ténèbres, sans aucune lumière (</w:t>
       </w:r>
-      <w:hyperlink r:id="rId16">
-        <w:r>
-          <w:rPr>
-            <w:lang w:val="fr_FR" w:bidi="fr_FR"/>
-          </w:rPr>
-          <w:rPr>
-            <w:color w:val="0000EE"/>
-            <w:u w:val="single"/>
-          </w:rPr>
-          <w:t>Ex 10.21–23</w:t>
-        </w:r>
-      </w:hyperlink>
+      <w:r>
+        <w:rPr>
+          <w:lang w:val="fr_FR" w:bidi="fr_FR"/>
+        </w:rPr>
+        <w:t>Ex 10.21–23</w:t>
+      </w:r>
       <w:r>
         <w:rPr>
           <w:lang w:val="fr_FR" w:bidi="fr_FR"/>
@@ -330,90 +306,60 @@
         </w:rPr>
         <w:t>Dieu est souvent décrit comme apparaissant dans des ténèbres (</w:t>
       </w:r>
-      <w:hyperlink r:id="rId17">
-        <w:r>
-          <w:rPr>
-            <w:lang w:val="fr_FR" w:bidi="fr_FR"/>
-          </w:rPr>
-          <w:rPr>
-            <w:color w:val="0000EE"/>
-            <w:u w:val="single"/>
-          </w:rPr>
-          <w:t>Dt 4.11</w:t>
-        </w:r>
-      </w:hyperlink>
-      <w:r>
-        <w:rPr>
-          <w:lang w:val="fr_FR" w:bidi="fr_FR"/>
-        </w:rPr>
-        <w:t xml:space="preserve"> ; </w:t>
-      </w:r>
-      <w:hyperlink r:id="rId18">
-        <w:r>
-          <w:rPr>
-            <w:lang w:val="fr_FR" w:bidi="fr_FR"/>
-          </w:rPr>
-          <w:rPr>
-            <w:color w:val="0000EE"/>
-            <w:u w:val="single"/>
-          </w:rPr>
-          <w:t>5.23</w:t>
-        </w:r>
-      </w:hyperlink>
-      <w:r>
-        <w:rPr>
-          <w:lang w:val="fr_FR" w:bidi="fr_FR"/>
-        </w:rPr>
-        <w:t xml:space="preserve"> ; </w:t>
-      </w:r>
-      <w:hyperlink r:id="rId19">
-        <w:r>
-          <w:rPr>
-            <w:lang w:val="fr_FR" w:bidi="fr_FR"/>
-          </w:rPr>
-          <w:rPr>
-            <w:color w:val="0000EE"/>
-            <w:u w:val="single"/>
-          </w:rPr>
-          <w:t>2S 22.12</w:t>
-        </w:r>
-      </w:hyperlink>
-      <w:r>
-        <w:rPr>
-          <w:lang w:val="fr_FR" w:bidi="fr_FR"/>
-        </w:rPr>
-        <w:t xml:space="preserve"> ; </w:t>
-      </w:r>
-      <w:hyperlink r:id="rId20">
-        <w:r>
-          <w:rPr>
-            <w:lang w:val="fr_FR" w:bidi="fr_FR"/>
-          </w:rPr>
-          <w:rPr>
-            <w:color w:val="0000EE"/>
-            <w:u w:val="single"/>
-          </w:rPr>
-          <w:t>Ps 18.12</w:t>
-        </w:r>
-      </w:hyperlink>
-      <w:r>
-        <w:rPr>
-          <w:lang w:val="fr_FR" w:bidi="fr_FR"/>
-        </w:rPr>
-        <w:t xml:space="preserve"> ; </w:t>
-      </w:r>
-      <w:hyperlink r:id="rId21">
-        <w:r>
-          <w:rPr>
-            <w:lang w:val="fr_FR" w:bidi="fr_FR"/>
-          </w:rPr>
-          <w:rPr>
-            <w:color w:val="0000EE"/>
-            <w:u w:val="single"/>
-          </w:rPr>
-          <w:t>97.2</w:t>
-        </w:r>
-      </w:hyperlink>
+      <w:r>
+        <w:rPr>
+          <w:lang w:val="fr_FR" w:bidi="fr_FR"/>
+        </w:rPr>
+        <w:t>Dt 4.11</w:t>
+      </w:r>
+      <w:r>
+        <w:rPr>
+          <w:lang w:val="fr_FR" w:bidi="fr_FR"/>
+        </w:rPr>
+        <w:t xml:space="preserve"> ; </w:t>
+      </w:r>
+      <w:r>
+        <w:rPr>
+          <w:lang w:val="fr_FR" w:bidi="fr_FR"/>
+        </w:rPr>
+        <w:t>5.23</w:t>
+      </w:r>
+      <w:r>
+        <w:rPr>
+          <w:lang w:val="fr_FR" w:bidi="fr_FR"/>
+        </w:rPr>
+        <w:t xml:space="preserve"> ; </w:t>
+      </w:r>
+      <w:r>
+        <w:rPr>
+          <w:lang w:val="fr_FR" w:bidi="fr_FR"/>
+        </w:rPr>
+        <w:t>2S 22.12</w:t>
+      </w:r>
+      <w:r>
+        <w:rPr>
+          <w:lang w:val="fr_FR" w:bidi="fr_FR"/>
+        </w:rPr>
+        <w:t xml:space="preserve"> ; </w:t>
+      </w:r>
+      <w:r>
+        <w:rPr>
+          <w:lang w:val="fr_FR" w:bidi="fr_FR"/>
+        </w:rPr>
+        <w:t>Ps 18.12</w:t>
+      </w:r>
+      <w:r>
+        <w:rPr>
+          <w:lang w:val="fr_FR" w:bidi="fr_FR"/>
+        </w:rPr>
+        <w:t xml:space="preserve"> ; </w:t>
+      </w:r>
+      <w:r>
+        <w:rPr>
+          <w:lang w:val="fr_FR" w:bidi="fr_FR"/>
+        </w:rPr>
+        <w:t>97.2</w:t>
+      </w:r>
       <w:r>
         <w:rPr>
           <w:lang w:val="fr_FR" w:bidi="fr_FR"/>
@@ -432,36 +378,24 @@
         </w:rPr>
         <w:t>(</w:t>
       </w:r>
-      <w:hyperlink r:id="rId22">
-        <w:r>
-          <w:rPr>
-            <w:lang w:val="fr_FR" w:bidi="fr_FR"/>
-          </w:rPr>
-          <w:rPr>
-            <w:color w:val="0000EE"/>
-            <w:u w:val="single"/>
-          </w:rPr>
-          <w:t>1R 8.12</w:t>
-        </w:r>
-      </w:hyperlink>
+      <w:r>
+        <w:rPr>
+          <w:lang w:val="fr_FR" w:bidi="fr_FR"/>
+        </w:rPr>
+        <w:t>1R 8.12</w:t>
+      </w:r>
       <w:r>
         <w:rPr>
           <w:lang w:val="fr_FR" w:bidi="fr_FR"/>
         </w:rPr>
         <w:t xml:space="preserve"> et le passage parallèle dans </w:t>
       </w:r>
-      <w:hyperlink r:id="rId23">
-        <w:r>
-          <w:rPr>
-            <w:lang w:val="fr_FR" w:bidi="fr_FR"/>
-          </w:rPr>
-          <w:rPr>
-            <w:color w:val="0000EE"/>
-            <w:u w:val="single"/>
-          </w:rPr>
-          <w:t>2Ch 6.1</w:t>
-        </w:r>
-      </w:hyperlink>
+      <w:r>
+        <w:rPr>
+          <w:lang w:val="fr_FR" w:bidi="fr_FR"/>
+        </w:rPr>
+        <w:t>2Ch 6.1</w:t>
+      </w:r>
       <w:r>
         <w:rPr>
           <w:lang w:val="fr_FR" w:bidi="fr_FR"/>
@@ -480,36 +414,24 @@
         </w:rPr>
         <w:t xml:space="preserve"> (</w:t>
       </w:r>
-      <w:hyperlink r:id="rId24">
-        <w:r>
-          <w:rPr>
-            <w:lang w:val="fr_FR" w:bidi="fr_FR"/>
-          </w:rPr>
-          <w:rPr>
-            <w:color w:val="0000EE"/>
-            <w:u w:val="single"/>
-          </w:rPr>
-          <w:t>2S 22.10</w:t>
-        </w:r>
-      </w:hyperlink>
+      <w:r>
+        <w:rPr>
+          <w:lang w:val="fr_FR" w:bidi="fr_FR"/>
+        </w:rPr>
+        <w:t>2S 22.10</w:t>
+      </w:r>
       <w:r>
         <w:rPr>
           <w:lang w:val="fr_FR" w:bidi="fr_FR"/>
         </w:rPr>
         <w:t xml:space="preserve"> et le passage parallèle dans </w:t>
       </w:r>
-      <w:hyperlink r:id="rId25">
-        <w:r>
-          <w:rPr>
-            <w:lang w:val="fr_FR" w:bidi="fr_FR"/>
-          </w:rPr>
-          <w:rPr>
-            <w:color w:val="0000EE"/>
-            <w:u w:val="single"/>
-          </w:rPr>
-          <w:t>Ps 18.10</w:t>
-        </w:r>
-      </w:hyperlink>
+      <w:r>
+        <w:rPr>
+          <w:lang w:val="fr_FR" w:bidi="fr_FR"/>
+        </w:rPr>
+        <w:t>Ps 18.10</w:t>
+      </w:r>
       <w:r>
         <w:rPr>
           <w:lang w:val="fr_FR" w:bidi="fr_FR"/>
@@ -530,144 +452,96 @@
         </w:rPr>
         <w:t>Parfois, les ténèbres peuvent représenter la détresse et l'anxiété ; d'autres fois, elle représentent la confusion et la destruction des méchants (</w:t>
       </w:r>
-      <w:hyperlink r:id="rId26">
-        <w:r>
-          <w:rPr>
-            <w:lang w:val="fr_FR" w:bidi="fr_FR"/>
-          </w:rPr>
-          <w:rPr>
-            <w:color w:val="0000EE"/>
-            <w:u w:val="single"/>
-          </w:rPr>
-          <w:t>Gn 15.12</w:t>
-        </w:r>
-      </w:hyperlink>
-      <w:r>
-        <w:rPr>
-          <w:lang w:val="fr_FR" w:bidi="fr_FR"/>
-        </w:rPr>
-        <w:t xml:space="preserve"> ; </w:t>
-      </w:r>
-      <w:hyperlink r:id="rId27">
-        <w:r>
-          <w:rPr>
-            <w:lang w:val="fr_FR" w:bidi="fr_FR"/>
-          </w:rPr>
-          <w:rPr>
-            <w:color w:val="0000EE"/>
-            <w:u w:val="single"/>
-          </w:rPr>
-          <w:t>Jb 12.25</w:t>
-        </w:r>
-      </w:hyperlink>
-      <w:r>
-        <w:rPr>
-          <w:lang w:val="fr_FR" w:bidi="fr_FR"/>
-        </w:rPr>
-        <w:t xml:space="preserve"> ; </w:t>
-      </w:r>
-      <w:hyperlink r:id="rId28">
-        <w:r>
-          <w:rPr>
-            <w:lang w:val="fr_FR" w:bidi="fr_FR"/>
-          </w:rPr>
-          <w:rPr>
-            <w:color w:val="0000EE"/>
-            <w:u w:val="single"/>
-          </w:rPr>
-          <w:t>19.8</w:t>
-        </w:r>
-      </w:hyperlink>
-      <w:r>
-        <w:rPr>
-          <w:lang w:val="fr_FR" w:bidi="fr_FR"/>
-        </w:rPr>
-        <w:t xml:space="preserve"> ; </w:t>
-      </w:r>
-      <w:hyperlink r:id="rId29">
-        <w:r>
-          <w:rPr>
-            <w:lang w:val="fr_FR" w:bidi="fr_FR"/>
-          </w:rPr>
-          <w:rPr>
-            <w:color w:val="0000EE"/>
-            <w:u w:val="single"/>
-          </w:rPr>
-          <w:t>Ps 35.6</w:t>
-        </w:r>
-      </w:hyperlink>
-      <w:r>
-        <w:rPr>
-          <w:lang w:val="fr_FR" w:bidi="fr_FR"/>
-        </w:rPr>
-        <w:t xml:space="preserve"> ; </w:t>
-      </w:r>
-      <w:hyperlink r:id="rId30">
-        <w:r>
-          <w:rPr>
-            <w:lang w:val="fr_FR" w:bidi="fr_FR"/>
-          </w:rPr>
-          <w:rPr>
-            <w:color w:val="0000EE"/>
-            <w:u w:val="single"/>
-          </w:rPr>
-          <w:t>107.10</w:t>
-        </w:r>
-      </w:hyperlink>
+      <w:r>
+        <w:rPr>
+          <w:lang w:val="fr_FR" w:bidi="fr_FR"/>
+        </w:rPr>
+        <w:t>Gn 15.12</w:t>
+      </w:r>
+      <w:r>
+        <w:rPr>
+          <w:lang w:val="fr_FR" w:bidi="fr_FR"/>
+        </w:rPr>
+        <w:t xml:space="preserve"> ; </w:t>
+      </w:r>
+      <w:r>
+        <w:rPr>
+          <w:lang w:val="fr_FR" w:bidi="fr_FR"/>
+        </w:rPr>
+        <w:t>Jb 12.25</w:t>
+      </w:r>
+      <w:r>
+        <w:rPr>
+          <w:lang w:val="fr_FR" w:bidi="fr_FR"/>
+        </w:rPr>
+        <w:t xml:space="preserve"> ; </w:t>
+      </w:r>
+      <w:r>
+        <w:rPr>
+          <w:lang w:val="fr_FR" w:bidi="fr_FR"/>
+        </w:rPr>
+        <w:t>19.8</w:t>
+      </w:r>
+      <w:r>
+        <w:rPr>
+          <w:lang w:val="fr_FR" w:bidi="fr_FR"/>
+        </w:rPr>
+        <w:t xml:space="preserve"> ; </w:t>
+      </w:r>
+      <w:r>
+        <w:rPr>
+          <w:lang w:val="fr_FR" w:bidi="fr_FR"/>
+        </w:rPr>
+        <w:t>Ps 35.6</w:t>
+      </w:r>
+      <w:r>
+        <w:rPr>
+          <w:lang w:val="fr_FR" w:bidi="fr_FR"/>
+        </w:rPr>
+        <w:t xml:space="preserve"> ; </w:t>
+      </w:r>
+      <w:r>
+        <w:rPr>
+          <w:lang w:val="fr_FR" w:bidi="fr_FR"/>
+        </w:rPr>
+        <w:t>107.10</w:t>
+      </w:r>
       <w:r>
         <w:rPr>
           <w:lang w:val="fr_FR" w:bidi="fr_FR"/>
         </w:rPr>
         <w:t xml:space="preserve">, </w:t>
       </w:r>
-      <w:hyperlink r:id="rId31">
-        <w:r>
-          <w:rPr>
-            <w:lang w:val="fr_FR" w:bidi="fr_FR"/>
-          </w:rPr>
-          <w:rPr>
-            <w:color w:val="0000EE"/>
-            <w:u w:val="single"/>
-          </w:rPr>
-          <w:t>14</w:t>
-        </w:r>
-      </w:hyperlink>
-      <w:r>
-        <w:rPr>
-          <w:lang w:val="fr_FR" w:bidi="fr_FR"/>
-        </w:rPr>
-        <w:t xml:space="preserve"> ; </w:t>
-      </w:r>
-      <w:hyperlink r:id="rId32">
-        <w:r>
-          <w:rPr>
-            <w:lang w:val="fr_FR" w:bidi="fr_FR"/>
-          </w:rPr>
-          <w:rPr>
-            <w:color w:val="0000EE"/>
-            <w:u w:val="single"/>
-          </w:rPr>
-          <w:t>Ec 5.16</w:t>
-        </w:r>
-      </w:hyperlink>
-      <w:r>
-        <w:rPr>
-          <w:lang w:val="fr_FR" w:bidi="fr_FR"/>
-        </w:rPr>
-        <w:t xml:space="preserve"> ; </w:t>
-      </w:r>
-      <w:hyperlink r:id="rId33">
-        <w:r>
-          <w:rPr>
-            <w:lang w:val="fr_FR" w:bidi="fr_FR"/>
-          </w:rPr>
-          <w:rPr>
-            <w:color w:val="0000EE"/>
-            <w:u w:val="single"/>
-          </w:rPr>
-          <w:t>Es 5.30</w:t>
-        </w:r>
-      </w:hyperlink>
+      <w:r>
+        <w:rPr>
+          <w:lang w:val="fr_FR" w:bidi="fr_FR"/>
+        </w:rPr>
+        <w:t>14</w:t>
+      </w:r>
+      <w:r>
+        <w:rPr>
+          <w:lang w:val="fr_FR" w:bidi="fr_FR"/>
+        </w:rPr>
+        <w:t xml:space="preserve"> ; </w:t>
+      </w:r>
+      <w:r>
+        <w:rPr>
+          <w:lang w:val="fr_FR" w:bidi="fr_FR"/>
+        </w:rPr>
+        <w:t>Ec 5.16</w:t>
+      </w:r>
+      <w:r>
+        <w:rPr>
+          <w:lang w:val="fr_FR" w:bidi="fr_FR"/>
+        </w:rPr>
+        <w:t xml:space="preserve"> ; </w:t>
+      </w:r>
+      <w:r>
+        <w:rPr>
+          <w:lang w:val="fr_FR" w:bidi="fr_FR"/>
+        </w:rPr>
+        <w:t>Es 5.30</w:t>
+      </w:r>
       <w:r>
         <w:rPr>
           <w:lang w:val="fr_FR" w:bidi="fr_FR"/>
@@ -688,72 +562,48 @@
         </w:rPr>
         <w:t>Pour Job, l'obscurité signifiait le néant (</w:t>
       </w:r>
-      <w:hyperlink r:id="rId34">
-        <w:r>
-          <w:rPr>
-            <w:lang w:val="fr_FR" w:bidi="fr_FR"/>
-          </w:rPr>
-          <w:rPr>
-            <w:color w:val="0000EE"/>
-            <w:u w:val="single"/>
-          </w:rPr>
-          <w:t>Jb 3.4–6</w:t>
-        </w:r>
-      </w:hyperlink>
+      <w:r>
+        <w:rPr>
+          <w:lang w:val="fr_FR" w:bidi="fr_FR"/>
+        </w:rPr>
+        <w:t>Jb 3.4–6</w:t>
+      </w:r>
       <w:r>
         <w:rPr>
           <w:lang w:val="fr_FR" w:bidi="fr_FR"/>
         </w:rPr>
         <w:t>). Elle symbolisait la mort, une terre d'ombre et de ténèbres et le séjour des morts, loin de la lumière du jour (</w:t>
       </w:r>
-      <w:hyperlink r:id="rId35">
-        <w:r>
-          <w:rPr>
-            <w:lang w:val="fr_FR" w:bidi="fr_FR"/>
-          </w:rPr>
-          <w:rPr>
-            <w:color w:val="0000EE"/>
-            <w:u w:val="single"/>
-          </w:rPr>
-          <w:t>Jb 10.21–22</w:t>
-        </w:r>
-      </w:hyperlink>
-      <w:r>
-        <w:rPr>
-          <w:lang w:val="fr_FR" w:bidi="fr_FR"/>
-        </w:rPr>
-        <w:t xml:space="preserve"> ; </w:t>
-      </w:r>
-      <w:hyperlink r:id="rId36">
-        <w:r>
-          <w:rPr>
-            <w:lang w:val="fr_FR" w:bidi="fr_FR"/>
-          </w:rPr>
-          <w:rPr>
-            <w:color w:val="0000EE"/>
-            <w:u w:val="single"/>
-          </w:rPr>
-          <w:t>17.12–13</w:t>
-        </w:r>
-      </w:hyperlink>
-      <w:r>
-        <w:rPr>
-          <w:lang w:val="fr_FR" w:bidi="fr_FR"/>
-        </w:rPr>
-        <w:t xml:space="preserve"> ; </w:t>
-      </w:r>
-      <w:hyperlink r:id="rId37">
-        <w:r>
-          <w:rPr>
-            <w:lang w:val="fr_FR" w:bidi="fr_FR"/>
-          </w:rPr>
-          <w:rPr>
-            <w:color w:val="0000EE"/>
-            <w:u w:val="single"/>
-          </w:rPr>
-          <w:t>Ec 6.4</w:t>
-        </w:r>
-      </w:hyperlink>
+      <w:r>
+        <w:rPr>
+          <w:lang w:val="fr_FR" w:bidi="fr_FR"/>
+        </w:rPr>
+        <w:t>Jb 10.21–22</w:t>
+      </w:r>
+      <w:r>
+        <w:rPr>
+          <w:lang w:val="fr_FR" w:bidi="fr_FR"/>
+        </w:rPr>
+        <w:t xml:space="preserve"> ; </w:t>
+      </w:r>
+      <w:r>
+        <w:rPr>
+          <w:lang w:val="fr_FR" w:bidi="fr_FR"/>
+        </w:rPr>
+        <w:t>17.12–13</w:t>
+      </w:r>
+      <w:r>
+        <w:rPr>
+          <w:lang w:val="fr_FR" w:bidi="fr_FR"/>
+        </w:rPr>
+        <w:t xml:space="preserve"> ; </w:t>
+      </w:r>
+      <w:r>
+        <w:rPr>
+          <w:lang w:val="fr_FR" w:bidi="fr_FR"/>
+        </w:rPr>
+        <w:t>Ec 6.4</w:t>
+      </w:r>
       <w:r>
         <w:rPr>
           <w:lang w:val="fr_FR" w:bidi="fr_FR"/>
@@ -774,216 +624,144 @@
         </w:rPr>
         <w:t>Le mal se cache souvent dans l'obscurité (</w:t>
       </w:r>
-      <w:hyperlink r:id="rId38">
-        <w:r>
-          <w:rPr>
-            <w:lang w:val="fr_FR" w:bidi="fr_FR"/>
-          </w:rPr>
-          <w:rPr>
-            <w:color w:val="0000EE"/>
-            <w:u w:val="single"/>
-          </w:rPr>
-          <w:t>Jb 24.16–17</w:t>
-        </w:r>
-      </w:hyperlink>
+      <w:r>
+        <w:rPr>
+          <w:lang w:val="fr_FR" w:bidi="fr_FR"/>
+        </w:rPr>
+        <w:t>Jb 24.16–17</w:t>
+      </w:r>
       <w:r>
         <w:rPr>
           <w:lang w:val="fr_FR" w:bidi="fr_FR"/>
         </w:rPr>
         <w:t>). Mais les ténèbres ne peuvent rien dissimuler à Dieu (</w:t>
       </w:r>
-      <w:hyperlink r:id="rId39">
-        <w:r>
-          <w:rPr>
-            <w:lang w:val="fr_FR" w:bidi="fr_FR"/>
-          </w:rPr>
-          <w:rPr>
-            <w:color w:val="0000EE"/>
-            <w:u w:val="single"/>
-          </w:rPr>
-          <w:t>Ps 139.11–12</w:t>
-        </w:r>
-      </w:hyperlink>
-      <w:r>
-        <w:rPr>
-          <w:lang w:val="fr_FR" w:bidi="fr_FR"/>
-        </w:rPr>
-        <w:t xml:space="preserve"> ; </w:t>
-      </w:r>
-      <w:hyperlink r:id="rId40">
-        <w:r>
-          <w:rPr>
-            <w:lang w:val="fr_FR" w:bidi="fr_FR"/>
-          </w:rPr>
-          <w:rPr>
-            <w:color w:val="0000EE"/>
-            <w:u w:val="single"/>
-          </w:rPr>
-          <w:t>Es 29.15–16</w:t>
-        </w:r>
-      </w:hyperlink>
+      <w:r>
+        <w:rPr>
+          <w:lang w:val="fr_FR" w:bidi="fr_FR"/>
+        </w:rPr>
+        <w:t>Ps 139.11–12</w:t>
+      </w:r>
+      <w:r>
+        <w:rPr>
+          <w:lang w:val="fr_FR" w:bidi="fr_FR"/>
+        </w:rPr>
+        <w:t xml:space="preserve"> ; </w:t>
+      </w:r>
+      <w:r>
+        <w:rPr>
+          <w:lang w:val="fr_FR" w:bidi="fr_FR"/>
+        </w:rPr>
+        <w:t>Es 29.15–16</w:t>
+      </w:r>
       <w:r>
         <w:rPr>
           <w:lang w:val="fr_FR" w:bidi="fr_FR"/>
         </w:rPr>
         <w:t>). Les ténèbres peuvent aussi représenter l'ignorance de la volonté de Dieu. Connaître Dieu, c'est être dans la lumière, donc ne pas le connaître, c'est être dans les ténèbres (</w:t>
       </w:r>
-      <w:hyperlink r:id="rId41">
-        <w:r>
-          <w:rPr>
-            <w:lang w:val="fr_FR" w:bidi="fr_FR"/>
-          </w:rPr>
-          <w:rPr>
-            <w:color w:val="0000EE"/>
-            <w:u w:val="single"/>
-          </w:rPr>
-          <w:t>Jb 12.24–25</w:t>
-        </w:r>
-      </w:hyperlink>
-      <w:r>
-        <w:rPr>
-          <w:lang w:val="fr_FR" w:bidi="fr_FR"/>
-        </w:rPr>
-        <w:t xml:space="preserve"> ; </w:t>
-      </w:r>
-      <w:hyperlink r:id="rId42">
-        <w:r>
-          <w:rPr>
-            <w:lang w:val="fr_FR" w:bidi="fr_FR"/>
-          </w:rPr>
-          <w:rPr>
-            <w:color w:val="0000EE"/>
-            <w:u w:val="single"/>
-          </w:rPr>
-          <w:t>Mt 4.16</w:t>
-        </w:r>
-      </w:hyperlink>
-      <w:r>
-        <w:rPr>
-          <w:lang w:val="fr_FR" w:bidi="fr_FR"/>
-        </w:rPr>
-        <w:t xml:space="preserve"> ; </w:t>
-      </w:r>
-      <w:hyperlink r:id="rId43">
-        <w:r>
-          <w:rPr>
-            <w:lang w:val="fr_FR" w:bidi="fr_FR"/>
-          </w:rPr>
-          <w:rPr>
-            <w:color w:val="0000EE"/>
-            <w:u w:val="single"/>
-          </w:rPr>
-          <w:t>Jn 1.5</w:t>
-        </w:r>
-      </w:hyperlink>
-      <w:r>
-        <w:rPr>
-          <w:lang w:val="fr_FR" w:bidi="fr_FR"/>
-        </w:rPr>
-        <w:t xml:space="preserve"> ; </w:t>
-      </w:r>
-      <w:hyperlink r:id="rId44">
-        <w:r>
-          <w:rPr>
-            <w:lang w:val="fr_FR" w:bidi="fr_FR"/>
-          </w:rPr>
-          <w:rPr>
-            <w:color w:val="0000EE"/>
-            <w:u w:val="single"/>
-          </w:rPr>
-          <w:t>8.12</w:t>
-        </w:r>
-      </w:hyperlink>
-      <w:r>
-        <w:rPr>
-          <w:lang w:val="fr_FR" w:bidi="fr_FR"/>
-        </w:rPr>
-        <w:t xml:space="preserve"> ; </w:t>
-      </w:r>
-      <w:hyperlink r:id="rId45">
-        <w:r>
-          <w:rPr>
-            <w:lang w:val="fr_FR" w:bidi="fr_FR"/>
-          </w:rPr>
-          <w:rPr>
-            <w:color w:val="0000EE"/>
-            <w:u w:val="single"/>
-          </w:rPr>
-          <w:t>12.35</w:t>
-        </w:r>
-      </w:hyperlink>
+      <w:r>
+        <w:rPr>
+          <w:lang w:val="fr_FR" w:bidi="fr_FR"/>
+        </w:rPr>
+        <w:t>Jb 12.24–25</w:t>
+      </w:r>
+      <w:r>
+        <w:rPr>
+          <w:lang w:val="fr_FR" w:bidi="fr_FR"/>
+        </w:rPr>
+        <w:t xml:space="preserve"> ; </w:t>
+      </w:r>
+      <w:r>
+        <w:rPr>
+          <w:lang w:val="fr_FR" w:bidi="fr_FR"/>
+        </w:rPr>
+        <w:t>Mt 4.16</w:t>
+      </w:r>
+      <w:r>
+        <w:rPr>
+          <w:lang w:val="fr_FR" w:bidi="fr_FR"/>
+        </w:rPr>
+        <w:t xml:space="preserve"> ; </w:t>
+      </w:r>
+      <w:r>
+        <w:rPr>
+          <w:lang w:val="fr_FR" w:bidi="fr_FR"/>
+        </w:rPr>
+        <w:t>Jn 1.5</w:t>
+      </w:r>
+      <w:r>
+        <w:rPr>
+          <w:lang w:val="fr_FR" w:bidi="fr_FR"/>
+        </w:rPr>
+        <w:t xml:space="preserve"> ; </w:t>
+      </w:r>
+      <w:r>
+        <w:rPr>
+          <w:lang w:val="fr_FR" w:bidi="fr_FR"/>
+        </w:rPr>
+        <w:t>8.12</w:t>
+      </w:r>
+      <w:r>
+        <w:rPr>
+          <w:lang w:val="fr_FR" w:bidi="fr_FR"/>
+        </w:rPr>
+        <w:t xml:space="preserve"> ; </w:t>
+      </w:r>
+      <w:r>
+        <w:rPr>
+          <w:lang w:val="fr_FR" w:bidi="fr_FR"/>
+        </w:rPr>
+        <w:t>12.35</w:t>
+      </w:r>
       <w:r>
         <w:rPr>
           <w:lang w:val="fr_FR" w:bidi="fr_FR"/>
         </w:rPr>
         <w:t xml:space="preserve">, </w:t>
       </w:r>
-      <w:hyperlink r:id="rId46">
-        <w:r>
-          <w:rPr>
-            <w:lang w:val="fr_FR" w:bidi="fr_FR"/>
-          </w:rPr>
-          <w:rPr>
-            <w:color w:val="0000EE"/>
-            <w:u w:val="single"/>
-          </w:rPr>
-          <w:t>46</w:t>
-        </w:r>
-      </w:hyperlink>
-      <w:r>
-        <w:rPr>
-          <w:lang w:val="fr_FR" w:bidi="fr_FR"/>
-        </w:rPr>
-        <w:t xml:space="preserve"> ; </w:t>
-      </w:r>
-      <w:hyperlink r:id="rId47">
-        <w:r>
-          <w:rPr>
-            <w:lang w:val="fr_FR" w:bidi="fr_FR"/>
-          </w:rPr>
-          <w:rPr>
-            <w:color w:val="0000EE"/>
-            <w:u w:val="single"/>
-          </w:rPr>
-          <w:t>1Jn 1.5</w:t>
-        </w:r>
-      </w:hyperlink>
-      <w:r>
-        <w:rPr>
-          <w:lang w:val="fr_FR" w:bidi="fr_FR"/>
-        </w:rPr>
-        <w:t xml:space="preserve"> ; </w:t>
-      </w:r>
-      <w:hyperlink r:id="rId48">
-        <w:r>
-          <w:rPr>
-            <w:lang w:val="fr_FR" w:bidi="fr_FR"/>
-          </w:rPr>
-          <w:rPr>
-            <w:color w:val="0000EE"/>
-            <w:u w:val="single"/>
-          </w:rPr>
-          <w:t>2.8–9</w:t>
-        </w:r>
-      </w:hyperlink>
+      <w:r>
+        <w:rPr>
+          <w:lang w:val="fr_FR" w:bidi="fr_FR"/>
+        </w:rPr>
+        <w:t>46</w:t>
+      </w:r>
+      <w:r>
+        <w:rPr>
+          <w:lang w:val="fr_FR" w:bidi="fr_FR"/>
+        </w:rPr>
+        <w:t xml:space="preserve"> ; </w:t>
+      </w:r>
+      <w:r>
+        <w:rPr>
+          <w:lang w:val="fr_FR" w:bidi="fr_FR"/>
+        </w:rPr>
+        <w:t>1Jn 1.5</w:t>
+      </w:r>
+      <w:r>
+        <w:rPr>
+          <w:lang w:val="fr_FR" w:bidi="fr_FR"/>
+        </w:rPr>
+        <w:t xml:space="preserve"> ; </w:t>
+      </w:r>
+      <w:r>
+        <w:rPr>
+          <w:lang w:val="fr_FR" w:bidi="fr_FR"/>
+        </w:rPr>
+        <w:t>2.8–9</w:t>
+      </w:r>
       <w:r>
         <w:rPr>
           <w:lang w:val="fr_FR" w:bidi="fr_FR"/>
         </w:rPr>
         <w:t xml:space="preserve">, </w:t>
       </w:r>
-      <w:hyperlink r:id="rId49">
-        <w:r>
-          <w:rPr>
-            <w:lang w:val="fr_FR" w:bidi="fr_FR"/>
-          </w:rPr>
-          <w:rPr>
-            <w:color w:val="0000EE"/>
-            <w:u w:val="single"/>
-          </w:rPr>
-          <w:t>11</w:t>
-        </w:r>
-      </w:hyperlink>
+      <w:r>
+        <w:rPr>
+          <w:lang w:val="fr_FR" w:bidi="fr_FR"/>
+        </w:rPr>
+        <w:t>11</w:t>
+      </w:r>
       <w:r>
         <w:rPr>
           <w:lang w:val="fr_FR" w:bidi="fr_FR"/>
@@ -1004,198 +782,132 @@
         </w:rPr>
         <w:t>La voie des méchants est une voie de « ténèbres » (</w:t>
       </w:r>
-      <w:hyperlink r:id="rId50">
-        <w:r>
-          <w:rPr>
-            <w:lang w:val="fr_FR" w:bidi="fr_FR"/>
-          </w:rPr>
-          <w:rPr>
-            <w:color w:val="0000EE"/>
-            <w:u w:val="single"/>
-          </w:rPr>
-          <w:t xml:space="preserve">Pr 2.13 </w:t>
-        </w:r>
-      </w:hyperlink>
+      <w:r>
+        <w:rPr>
+          <w:lang w:val="fr_FR" w:bidi="fr_FR"/>
+        </w:rPr>
+        <w:t xml:space="preserve">Pr 2.13 </w:t>
+      </w:r>
       <w:r>
         <w:rPr>
           <w:lang w:val="fr_FR" w:bidi="fr_FR"/>
         </w:rPr>
         <w:t xml:space="preserve">; </w:t>
       </w:r>
-      <w:hyperlink r:id="rId51">
-        <w:r>
-          <w:rPr>
-            <w:lang w:val="fr_FR" w:bidi="fr_FR"/>
-          </w:rPr>
-          <w:rPr>
-            <w:color w:val="0000EE"/>
-            <w:u w:val="single"/>
-          </w:rPr>
-          <w:t xml:space="preserve">4.19 </w:t>
-        </w:r>
-      </w:hyperlink>
+      <w:r>
+        <w:rPr>
+          <w:lang w:val="fr_FR" w:bidi="fr_FR"/>
+        </w:rPr>
+        <w:t xml:space="preserve">4.19 </w:t>
+      </w:r>
       <w:r>
         <w:rPr>
           <w:lang w:val="fr_FR" w:bidi="fr_FR"/>
         </w:rPr>
         <w:t xml:space="preserve">; </w:t>
       </w:r>
-      <w:hyperlink r:id="rId52">
-        <w:r>
-          <w:rPr>
-            <w:lang w:val="fr_FR" w:bidi="fr_FR"/>
-          </w:rPr>
-          <w:rPr>
-            <w:color w:val="0000EE"/>
-            <w:u w:val="single"/>
-          </w:rPr>
-          <w:t xml:space="preserve">Es 5.20 </w:t>
-        </w:r>
-      </w:hyperlink>
+      <w:r>
+        <w:rPr>
+          <w:lang w:val="fr_FR" w:bidi="fr_FR"/>
+        </w:rPr>
+        <w:t xml:space="preserve">Es 5.20 </w:t>
+      </w:r>
       <w:r>
         <w:rPr>
           <w:lang w:val="fr_FR" w:bidi="fr_FR"/>
         </w:rPr>
         <w:t xml:space="preserve">; </w:t>
       </w:r>
-      <w:hyperlink r:id="rId53">
-        <w:r>
-          <w:rPr>
-            <w:lang w:val="fr_FR" w:bidi="fr_FR"/>
-          </w:rPr>
-          <w:rPr>
-            <w:color w:val="0000EE"/>
-            <w:u w:val="single"/>
-          </w:rPr>
-          <w:t>60.2</w:t>
-        </w:r>
-      </w:hyperlink>
+      <w:r>
+        <w:rPr>
+          <w:lang w:val="fr_FR" w:bidi="fr_FR"/>
+        </w:rPr>
+        <w:t>60.2</w:t>
+      </w:r>
       <w:r>
         <w:rPr>
           <w:lang w:val="fr_FR" w:bidi="fr_FR"/>
         </w:rPr>
         <w:t>). Dans le NT, les ténèbres symbolisent l'ignorance spirituelle et l'absence d'espoir (</w:t>
       </w:r>
-      <w:hyperlink r:id="rId54">
-        <w:r>
-          <w:rPr>
-            <w:lang w:val="fr_FR" w:bidi="fr_FR"/>
-          </w:rPr>
-          <w:rPr>
-            <w:color w:val="0000EE"/>
-            <w:u w:val="single"/>
-          </w:rPr>
-          <w:t xml:space="preserve">Mt 6.23 </w:t>
-        </w:r>
-      </w:hyperlink>
+      <w:r>
+        <w:rPr>
+          <w:lang w:val="fr_FR" w:bidi="fr_FR"/>
+        </w:rPr>
+        <w:t xml:space="preserve">Mt 6.23 </w:t>
+      </w:r>
       <w:r>
         <w:rPr>
           <w:lang w:val="fr_FR" w:bidi="fr_FR"/>
         </w:rPr>
         <w:t xml:space="preserve">; </w:t>
       </w:r>
-      <w:hyperlink r:id="rId55">
-        <w:r>
-          <w:rPr>
-            <w:lang w:val="fr_FR" w:bidi="fr_FR"/>
-          </w:rPr>
-          <w:rPr>
-            <w:color w:val="0000EE"/>
-            <w:u w:val="single"/>
-          </w:rPr>
-          <w:t xml:space="preserve">11.35 </w:t>
-        </w:r>
-      </w:hyperlink>
+      <w:r>
+        <w:rPr>
+          <w:lang w:val="fr_FR" w:bidi="fr_FR"/>
+        </w:rPr>
+        <w:t xml:space="preserve">11.35 </w:t>
+      </w:r>
       <w:r>
         <w:rPr>
           <w:lang w:val="fr_FR" w:bidi="fr_FR"/>
         </w:rPr>
         <w:t xml:space="preserve">; </w:t>
       </w:r>
-      <w:hyperlink r:id="rId56">
-        <w:r>
-          <w:rPr>
-            <w:lang w:val="fr_FR" w:bidi="fr_FR"/>
-          </w:rPr>
-          <w:rPr>
-            <w:color w:val="0000EE"/>
-            <w:u w:val="single"/>
-          </w:rPr>
-          <w:t xml:space="preserve">Rm 2.19 </w:t>
-        </w:r>
-      </w:hyperlink>
+      <w:r>
+        <w:rPr>
+          <w:lang w:val="fr_FR" w:bidi="fr_FR"/>
+        </w:rPr>
+        <w:t xml:space="preserve">Rm 2.19 </w:t>
+      </w:r>
       <w:r>
         <w:rPr>
           <w:lang w:val="fr_FR" w:bidi="fr_FR"/>
         </w:rPr>
         <w:t xml:space="preserve">; </w:t>
       </w:r>
-      <w:hyperlink r:id="rId57">
-        <w:r>
-          <w:rPr>
-            <w:lang w:val="fr_FR" w:bidi="fr_FR"/>
-          </w:rPr>
-          <w:rPr>
-            <w:color w:val="0000EE"/>
-            <w:u w:val="single"/>
-          </w:rPr>
-          <w:t>Col 1.13</w:t>
-        </w:r>
-      </w:hyperlink>
+      <w:r>
+        <w:rPr>
+          <w:lang w:val="fr_FR" w:bidi="fr_FR"/>
+        </w:rPr>
+        <w:t>Col 1.13</w:t>
+      </w:r>
       <w:r>
         <w:rPr>
           <w:lang w:val="fr_FR" w:bidi="fr_FR"/>
         </w:rPr>
         <w:t>). La présence et le ministère de Jésus ont apporté la lumière de la révélation de Dieu et l'espoir aux affligés (</w:t>
       </w:r>
-      <w:hyperlink r:id="rId42">
-        <w:r>
-          <w:rPr>
-            <w:lang w:val="fr_FR" w:bidi="fr_FR"/>
-          </w:rPr>
-          <w:rPr>
-            <w:color w:val="0000EE"/>
-            <w:u w:val="single"/>
-          </w:rPr>
-          <w:t xml:space="preserve">Mt 4.16 </w:t>
-        </w:r>
-      </w:hyperlink>
+      <w:r>
+        <w:rPr>
+          <w:lang w:val="fr_FR" w:bidi="fr_FR"/>
+        </w:rPr>
+        <w:t xml:space="preserve">Mt 4.16 </w:t>
+      </w:r>
       <w:r>
         <w:rPr>
           <w:lang w:val="fr_FR" w:bidi="fr_FR"/>
         </w:rPr>
         <w:t xml:space="preserve">; </w:t>
       </w:r>
-      <w:hyperlink r:id="rId58">
-        <w:r>
-          <w:rPr>
-            <w:lang w:val="fr_FR" w:bidi="fr_FR"/>
-          </w:rPr>
-          <w:rPr>
-            <w:color w:val="0000EE"/>
-            <w:u w:val="single"/>
-          </w:rPr>
-          <w:t>Lc 1.79</w:t>
-        </w:r>
-      </w:hyperlink>
+      <w:r>
+        <w:rPr>
+          <w:lang w:val="fr_FR" w:bidi="fr_FR"/>
+        </w:rPr>
+        <w:t>Lc 1.79</w:t>
+      </w:r>
       <w:r>
         <w:rPr>
           <w:lang w:val="fr_FR" w:bidi="fr_FR"/>
         </w:rPr>
         <w:t xml:space="preserve">, voir </w:t>
       </w:r>
-      <w:hyperlink r:id="rId59">
-        <w:r>
-          <w:rPr>
-            <w:lang w:val="fr_FR" w:bidi="fr_FR"/>
-          </w:rPr>
-          <w:rPr>
-            <w:color w:val="0000EE"/>
-            <w:u w:val="single"/>
-          </w:rPr>
-          <w:t>Es 9.2</w:t>
-        </w:r>
-      </w:hyperlink>
+      <w:r>
+        <w:rPr>
+          <w:lang w:val="fr_FR" w:bidi="fr_FR"/>
+        </w:rPr>
+        <w:t>Es 9.2</w:t>
+      </w:r>
       <w:r>
         <w:rPr>
           <w:lang w:val="fr_FR" w:bidi="fr_FR"/>
@@ -1216,216 +928,144 @@
         </w:rPr>
         <w:t>Dans les prophéties de l'AT, le « Jour du Seigneur » est souvent accompagné de ténèbres (</w:t>
       </w:r>
-      <w:hyperlink r:id="rId60">
-        <w:r>
-          <w:rPr>
-            <w:lang w:val="fr_FR" w:bidi="fr_FR"/>
-          </w:rPr>
-          <w:rPr>
-            <w:color w:val="0000EE"/>
-            <w:u w:val="single"/>
-          </w:rPr>
-          <w:t>Ez 32.8</w:t>
-        </w:r>
-      </w:hyperlink>
-      <w:r>
-        <w:rPr>
-          <w:lang w:val="fr_FR" w:bidi="fr_FR"/>
-        </w:rPr>
-        <w:t xml:space="preserve"> ; </w:t>
-      </w:r>
-      <w:hyperlink r:id="rId61">
-        <w:r>
-          <w:rPr>
-            <w:lang w:val="fr_FR" w:bidi="fr_FR"/>
-          </w:rPr>
-          <w:rPr>
-            <w:color w:val="0000EE"/>
-            <w:u w:val="single"/>
-          </w:rPr>
-          <w:t>Jl 2.2</w:t>
-        </w:r>
-      </w:hyperlink>
+      <w:r>
+        <w:rPr>
+          <w:lang w:val="fr_FR" w:bidi="fr_FR"/>
+        </w:rPr>
+        <w:t>Ez 32.8</w:t>
+      </w:r>
+      <w:r>
+        <w:rPr>
+          <w:lang w:val="fr_FR" w:bidi="fr_FR"/>
+        </w:rPr>
+        <w:t xml:space="preserve"> ; </w:t>
+      </w:r>
+      <w:r>
+        <w:rPr>
+          <w:lang w:val="fr_FR" w:bidi="fr_FR"/>
+        </w:rPr>
+        <w:t>Jl 2.2</w:t>
+      </w:r>
       <w:r>
         <w:rPr>
           <w:lang w:val="fr_FR" w:bidi="fr_FR"/>
         </w:rPr>
         <w:t xml:space="preserve">, </w:t>
       </w:r>
-      <w:hyperlink r:id="rId62">
-        <w:r>
-          <w:rPr>
-            <w:lang w:val="fr_FR" w:bidi="fr_FR"/>
-          </w:rPr>
-          <w:rPr>
-            <w:color w:val="0000EE"/>
-            <w:u w:val="single"/>
-          </w:rPr>
-          <w:t>31</w:t>
-        </w:r>
-      </w:hyperlink>
-      <w:r>
-        <w:rPr>
-          <w:lang w:val="fr_FR" w:bidi="fr_FR"/>
-        </w:rPr>
-        <w:t xml:space="preserve"> ; </w:t>
-      </w:r>
-      <w:hyperlink r:id="rId63">
-        <w:r>
-          <w:rPr>
-            <w:lang w:val="fr_FR" w:bidi="fr_FR"/>
-          </w:rPr>
-          <w:rPr>
-            <w:color w:val="0000EE"/>
-            <w:u w:val="single"/>
-          </w:rPr>
-          <w:t>Am 5.18</w:t>
-        </w:r>
-      </w:hyperlink>
+      <w:r>
+        <w:rPr>
+          <w:lang w:val="fr_FR" w:bidi="fr_FR"/>
+        </w:rPr>
+        <w:t>31</w:t>
+      </w:r>
+      <w:r>
+        <w:rPr>
+          <w:lang w:val="fr_FR" w:bidi="fr_FR"/>
+        </w:rPr>
+        <w:t xml:space="preserve"> ; </w:t>
+      </w:r>
+      <w:r>
+        <w:rPr>
+          <w:lang w:val="fr_FR" w:bidi="fr_FR"/>
+        </w:rPr>
+        <w:t>Am 5.18</w:t>
+      </w:r>
       <w:r>
         <w:rPr>
           <w:lang w:val="fr_FR" w:bidi="fr_FR"/>
         </w:rPr>
         <w:t xml:space="preserve">, </w:t>
       </w:r>
-      <w:hyperlink r:id="rId64">
-        <w:r>
-          <w:rPr>
-            <w:lang w:val="fr_FR" w:bidi="fr_FR"/>
-          </w:rPr>
-          <w:rPr>
-            <w:color w:val="0000EE"/>
-            <w:u w:val="single"/>
-          </w:rPr>
-          <w:t>20</w:t>
-        </w:r>
-      </w:hyperlink>
-      <w:r>
-        <w:rPr>
-          <w:lang w:val="fr_FR" w:bidi="fr_FR"/>
-        </w:rPr>
-        <w:t xml:space="preserve"> ; </w:t>
-      </w:r>
-      <w:hyperlink r:id="rId65">
-        <w:r>
-          <w:rPr>
-            <w:lang w:val="fr_FR" w:bidi="fr_FR"/>
-          </w:rPr>
-          <w:rPr>
-            <w:color w:val="0000EE"/>
-            <w:u w:val="single"/>
-          </w:rPr>
-          <w:t>So 1.15</w:t>
-        </w:r>
-      </w:hyperlink>
+      <w:r>
+        <w:rPr>
+          <w:lang w:val="fr_FR" w:bidi="fr_FR"/>
+        </w:rPr>
+        <w:t>20</w:t>
+      </w:r>
+      <w:r>
+        <w:rPr>
+          <w:lang w:val="fr_FR" w:bidi="fr_FR"/>
+        </w:rPr>
+        <w:t xml:space="preserve"> ; </w:t>
+      </w:r>
+      <w:r>
+        <w:rPr>
+          <w:lang w:val="fr_FR" w:bidi="fr_FR"/>
+        </w:rPr>
+        <w:t>So 1.15</w:t>
+      </w:r>
       <w:r>
         <w:rPr>
           <w:lang w:val="fr_FR" w:bidi="fr_FR"/>
         </w:rPr>
         <w:t>). Le NT mentionne aussi des ténèbres qui accompagnent le jugement (</w:t>
       </w:r>
-      <w:hyperlink r:id="rId66">
-        <w:r>
-          <w:rPr>
-            <w:lang w:val="fr_FR" w:bidi="fr_FR"/>
-          </w:rPr>
-          <w:rPr>
-            <w:color w:val="0000EE"/>
-            <w:u w:val="single"/>
-          </w:rPr>
-          <w:t>Mt 8.12</w:t>
-        </w:r>
-      </w:hyperlink>
-      <w:r>
-        <w:rPr>
-          <w:lang w:val="fr_FR" w:bidi="fr_FR"/>
-        </w:rPr>
-        <w:t xml:space="preserve"> ; </w:t>
-      </w:r>
-      <w:hyperlink r:id="rId67">
-        <w:r>
-          <w:rPr>
-            <w:lang w:val="fr_FR" w:bidi="fr_FR"/>
-          </w:rPr>
-          <w:rPr>
-            <w:color w:val="0000EE"/>
-            <w:u w:val="single"/>
-          </w:rPr>
-          <w:t>22.13</w:t>
-        </w:r>
-      </w:hyperlink>
-      <w:r>
-        <w:rPr>
-          <w:lang w:val="fr_FR" w:bidi="fr_FR"/>
-        </w:rPr>
-        <w:t xml:space="preserve"> ; </w:t>
-      </w:r>
-      <w:hyperlink r:id="rId68">
-        <w:r>
-          <w:rPr>
-            <w:lang w:val="fr_FR" w:bidi="fr_FR"/>
-          </w:rPr>
-          <w:rPr>
-            <w:color w:val="0000EE"/>
-            <w:u w:val="single"/>
-          </w:rPr>
-          <w:t>25.30</w:t>
-        </w:r>
-      </w:hyperlink>
-      <w:r>
-        <w:rPr>
-          <w:lang w:val="fr_FR" w:bidi="fr_FR"/>
-        </w:rPr>
-        <w:t xml:space="preserve"> ; </w:t>
-      </w:r>
-      <w:hyperlink r:id="rId69">
-        <w:r>
-          <w:rPr>
-            <w:lang w:val="fr_FR" w:bidi="fr_FR"/>
-          </w:rPr>
-          <w:rPr>
-            <w:color w:val="0000EE"/>
-            <w:u w:val="single"/>
-          </w:rPr>
-          <w:t>2P 2.17</w:t>
-        </w:r>
-      </w:hyperlink>
-      <w:r>
-        <w:rPr>
-          <w:lang w:val="fr_FR" w:bidi="fr_FR"/>
-        </w:rPr>
-        <w:t xml:space="preserve"> ; </w:t>
-      </w:r>
-      <w:hyperlink r:id="rId70">
-        <w:r>
-          <w:rPr>
-            <w:lang w:val="fr_FR" w:bidi="fr_FR"/>
-          </w:rPr>
-          <w:rPr>
-            <w:color w:val="0000EE"/>
-            <w:u w:val="single"/>
-          </w:rPr>
-          <w:t>Jd 1.6</w:t>
-        </w:r>
-      </w:hyperlink>
+      <w:r>
+        <w:rPr>
+          <w:lang w:val="fr_FR" w:bidi="fr_FR"/>
+        </w:rPr>
+        <w:t>Mt 8.12</w:t>
+      </w:r>
+      <w:r>
+        <w:rPr>
+          <w:lang w:val="fr_FR" w:bidi="fr_FR"/>
+        </w:rPr>
+        <w:t xml:space="preserve"> ; </w:t>
+      </w:r>
+      <w:r>
+        <w:rPr>
+          <w:lang w:val="fr_FR" w:bidi="fr_FR"/>
+        </w:rPr>
+        <w:t>22.13</w:t>
+      </w:r>
+      <w:r>
+        <w:rPr>
+          <w:lang w:val="fr_FR" w:bidi="fr_FR"/>
+        </w:rPr>
+        <w:t xml:space="preserve"> ; </w:t>
+      </w:r>
+      <w:r>
+        <w:rPr>
+          <w:lang w:val="fr_FR" w:bidi="fr_FR"/>
+        </w:rPr>
+        <w:t>25.30</w:t>
+      </w:r>
+      <w:r>
+        <w:rPr>
+          <w:lang w:val="fr_FR" w:bidi="fr_FR"/>
+        </w:rPr>
+        <w:t xml:space="preserve"> ; </w:t>
+      </w:r>
+      <w:r>
+        <w:rPr>
+          <w:lang w:val="fr_FR" w:bidi="fr_FR"/>
+        </w:rPr>
+        <w:t>2P 2.17</w:t>
+      </w:r>
+      <w:r>
+        <w:rPr>
+          <w:lang w:val="fr_FR" w:bidi="fr_FR"/>
+        </w:rPr>
+        <w:t xml:space="preserve"> ; </w:t>
+      </w:r>
+      <w:r>
+        <w:rPr>
+          <w:lang w:val="fr_FR" w:bidi="fr_FR"/>
+        </w:rPr>
+        <w:t>Jd 1.6</w:t>
+      </w:r>
       <w:r>
         <w:rPr>
           <w:lang w:val="fr_FR" w:bidi="fr_FR"/>
         </w:rPr>
         <w:t xml:space="preserve">, </w:t>
       </w:r>
-      <w:hyperlink r:id="rId71">
-        <w:r>
-          <w:rPr>
-            <w:lang w:val="fr_FR" w:bidi="fr_FR"/>
-          </w:rPr>
-          <w:rPr>
-            <w:color w:val="0000EE"/>
-            <w:u w:val="single"/>
-          </w:rPr>
-          <w:t>13</w:t>
-        </w:r>
-      </w:hyperlink>
+      <w:r>
+        <w:rPr>
+          <w:lang w:val="fr_FR" w:bidi="fr_FR"/>
+        </w:rPr>
+        <w:t>13</w:t>
+      </w:r>
       <w:r>
         <w:rPr>
           <w:lang w:val="fr_FR" w:bidi="fr_FR"/>
@@ -1457,306 +1097,204 @@
         </w:rPr>
         <w:t>La lumière est la première chose créée par Dieu après les cieux et la terre (</w:t>
       </w:r>
-      <w:hyperlink r:id="rId72">
-        <w:r>
-          <w:rPr>
-            <w:lang w:val="fr_FR" w:bidi="fr_FR"/>
-          </w:rPr>
-          <w:rPr>
-            <w:color w:val="0000EE"/>
-            <w:u w:val="single"/>
-          </w:rPr>
-          <w:t>Gn 1.3</w:t>
-        </w:r>
-      </w:hyperlink>
+      <w:r>
+        <w:rPr>
+          <w:lang w:val="fr_FR" w:bidi="fr_FR"/>
+        </w:rPr>
+        <w:t>Gn 1.3</w:t>
+      </w:r>
       <w:r>
         <w:rPr>
           <w:lang w:val="fr_FR" w:bidi="fr_FR"/>
         </w:rPr>
         <w:t xml:space="preserve"> ; voir aussi </w:t>
       </w:r>
-      <w:hyperlink r:id="rId73">
-        <w:r>
-          <w:rPr>
-            <w:lang w:val="fr_FR" w:bidi="fr_FR"/>
-          </w:rPr>
-          <w:rPr>
-            <w:color w:val="0000EE"/>
-            <w:u w:val="single"/>
-          </w:rPr>
-          <w:t>1.16</w:t>
-        </w:r>
-      </w:hyperlink>
+      <w:r>
+        <w:rPr>
+          <w:lang w:val="fr_FR" w:bidi="fr_FR"/>
+        </w:rPr>
+        <w:t>1.16</w:t>
+      </w:r>
       <w:r>
         <w:rPr>
           <w:lang w:val="fr_FR" w:bidi="fr_FR"/>
         </w:rPr>
         <w:t>). Elle symbolise naturellement ce qui est agréable, bon ou réjouissant (</w:t>
       </w:r>
-      <w:hyperlink r:id="rId74">
-        <w:r>
-          <w:rPr>
-            <w:lang w:val="fr_FR" w:bidi="fr_FR"/>
-          </w:rPr>
-          <w:rPr>
-            <w:color w:val="0000EE"/>
-            <w:u w:val="single"/>
-          </w:rPr>
-          <w:t>Ec 11.7</w:t>
-        </w:r>
-      </w:hyperlink>
-      <w:r>
-        <w:rPr>
-          <w:lang w:val="fr_FR" w:bidi="fr_FR"/>
-        </w:rPr>
-        <w:t xml:space="preserve"> ; </w:t>
-      </w:r>
-      <w:hyperlink r:id="rId75">
-        <w:r>
-          <w:rPr>
-            <w:lang w:val="fr_FR" w:bidi="fr_FR"/>
-          </w:rPr>
-          <w:rPr>
-            <w:color w:val="0000EE"/>
-            <w:u w:val="single"/>
-          </w:rPr>
-          <w:t>Jc 1.17</w:t>
-        </w:r>
-      </w:hyperlink>
+      <w:r>
+        <w:rPr>
+          <w:lang w:val="fr_FR" w:bidi="fr_FR"/>
+        </w:rPr>
+        <w:t>Ec 11.7</w:t>
+      </w:r>
+      <w:r>
+        <w:rPr>
+          <w:lang w:val="fr_FR" w:bidi="fr_FR"/>
+        </w:rPr>
+        <w:t xml:space="preserve"> ; </w:t>
+      </w:r>
+      <w:r>
+        <w:rPr>
+          <w:lang w:val="fr_FR" w:bidi="fr_FR"/>
+        </w:rPr>
+        <w:t>Jc 1.17</w:t>
+      </w:r>
       <w:r>
         <w:rPr>
           <w:lang w:val="fr_FR" w:bidi="fr_FR"/>
         </w:rPr>
         <w:t>). Lorsque les Israélites partent d'Égypte, une colonne de nuée et de feu leur donne de la lumière (</w:t>
       </w:r>
-      <w:hyperlink r:id="rId76">
-        <w:r>
-          <w:rPr>
-            <w:lang w:val="fr_FR" w:bidi="fr_FR"/>
-          </w:rPr>
-          <w:rPr>
-            <w:color w:val="0000EE"/>
-            <w:u w:val="single"/>
-          </w:rPr>
-          <w:t>Ex 13.21</w:t>
-        </w:r>
-      </w:hyperlink>
-      <w:r>
-        <w:rPr>
-          <w:lang w:val="fr_FR" w:bidi="fr_FR"/>
-        </w:rPr>
-        <w:t xml:space="preserve"> ; </w:t>
-      </w:r>
-      <w:hyperlink r:id="rId77">
-        <w:r>
-          <w:rPr>
-            <w:lang w:val="fr_FR" w:bidi="fr_FR"/>
-          </w:rPr>
-          <w:rPr>
-            <w:color w:val="0000EE"/>
-            <w:u w:val="single"/>
-          </w:rPr>
-          <w:t>14.20</w:t>
-        </w:r>
-      </w:hyperlink>
+      <w:r>
+        <w:rPr>
+          <w:lang w:val="fr_FR" w:bidi="fr_FR"/>
+        </w:rPr>
+        <w:t>Ex 13.21</w:t>
+      </w:r>
+      <w:r>
+        <w:rPr>
+          <w:lang w:val="fr_FR" w:bidi="fr_FR"/>
+        </w:rPr>
+        <w:t xml:space="preserve"> ; </w:t>
+      </w:r>
+      <w:r>
+        <w:rPr>
+          <w:lang w:val="fr_FR" w:bidi="fr_FR"/>
+        </w:rPr>
+        <w:t>14.20</w:t>
+      </w:r>
       <w:r>
         <w:rPr>
           <w:lang w:val="fr_FR" w:bidi="fr_FR"/>
         </w:rPr>
         <w:t>). Elle leur montre le chemin à suivre dans le désert (</w:t>
       </w:r>
-      <w:hyperlink r:id="rId78">
-        <w:r>
-          <w:rPr>
-            <w:lang w:val="fr_FR" w:bidi="fr_FR"/>
-          </w:rPr>
-          <w:rPr>
-            <w:color w:val="0000EE"/>
-            <w:u w:val="single"/>
-          </w:rPr>
-          <w:t>Né 9.19</w:t>
-        </w:r>
-      </w:hyperlink>
+      <w:r>
+        <w:rPr>
+          <w:lang w:val="fr_FR" w:bidi="fr_FR"/>
+        </w:rPr>
+        <w:t>Né 9.19</w:t>
+      </w:r>
       <w:r>
         <w:rPr>
           <w:lang w:val="fr_FR" w:bidi="fr_FR"/>
         </w:rPr>
         <w:t>). La lumière représente la bénédiction du Seigneur (</w:t>
       </w:r>
-      <w:hyperlink r:id="rId79">
-        <w:r>
-          <w:rPr>
-            <w:lang w:val="fr_FR" w:bidi="fr_FR"/>
-          </w:rPr>
-          <w:rPr>
-            <w:color w:val="0000EE"/>
-            <w:u w:val="single"/>
-          </w:rPr>
-          <w:t>Jb 12.22</w:t>
-        </w:r>
-      </w:hyperlink>
-      <w:r>
-        <w:rPr>
-          <w:lang w:val="fr_FR" w:bidi="fr_FR"/>
-        </w:rPr>
-        <w:t xml:space="preserve"> ; </w:t>
-      </w:r>
-      <w:hyperlink r:id="rId80">
-        <w:r>
-          <w:rPr>
-            <w:lang w:val="fr_FR" w:bidi="fr_FR"/>
-          </w:rPr>
-          <w:rPr>
-            <w:color w:val="0000EE"/>
-            <w:u w:val="single"/>
-          </w:rPr>
-          <w:t>29.2–3</w:t>
-        </w:r>
-      </w:hyperlink>
-      <w:r>
-        <w:rPr>
-          <w:lang w:val="fr_FR" w:bidi="fr_FR"/>
-        </w:rPr>
-        <w:t xml:space="preserve"> ; </w:t>
-      </w:r>
-      <w:hyperlink r:id="rId81">
-        <w:r>
-          <w:rPr>
-            <w:lang w:val="fr_FR" w:bidi="fr_FR"/>
-          </w:rPr>
-          <w:rPr>
-            <w:color w:val="0000EE"/>
-            <w:u w:val="single"/>
-          </w:rPr>
-          <w:t>Ps 4.7</w:t>
-        </w:r>
-      </w:hyperlink>
-      <w:r>
-        <w:rPr>
-          <w:lang w:val="fr_FR" w:bidi="fr_FR"/>
-        </w:rPr>
-        <w:t xml:space="preserve"> ; </w:t>
-      </w:r>
-      <w:hyperlink r:id="rId82">
-        <w:r>
-          <w:rPr>
-            <w:lang w:val="fr_FR" w:bidi="fr_FR"/>
-          </w:rPr>
-          <w:rPr>
-            <w:color w:val="0000EE"/>
-            <w:u w:val="single"/>
-          </w:rPr>
-          <w:t>18.29</w:t>
-        </w:r>
-      </w:hyperlink>
-      <w:r>
-        <w:rPr>
-          <w:lang w:val="fr_FR" w:bidi="fr_FR"/>
-        </w:rPr>
-        <w:t xml:space="preserve"> ; </w:t>
-      </w:r>
-      <w:hyperlink r:id="rId83">
-        <w:r>
-          <w:rPr>
-            <w:lang w:val="fr_FR" w:bidi="fr_FR"/>
-          </w:rPr>
-          <w:rPr>
-            <w:color w:val="0000EE"/>
-            <w:u w:val="single"/>
-          </w:rPr>
-          <w:t>44.4</w:t>
-        </w:r>
-      </w:hyperlink>
-      <w:r>
-        <w:rPr>
-          <w:lang w:val="fr_FR" w:bidi="fr_FR"/>
-        </w:rPr>
-        <w:t xml:space="preserve"> ; </w:t>
-      </w:r>
-      <w:hyperlink r:id="rId84">
-        <w:r>
-          <w:rPr>
-            <w:lang w:val="fr_FR" w:bidi="fr_FR"/>
-          </w:rPr>
-          <w:rPr>
-            <w:color w:val="0000EE"/>
-            <w:u w:val="single"/>
-          </w:rPr>
-          <w:t>118.27</w:t>
-        </w:r>
-      </w:hyperlink>
+      <w:r>
+        <w:rPr>
+          <w:lang w:val="fr_FR" w:bidi="fr_FR"/>
+        </w:rPr>
+        <w:t>Jb 12.22</w:t>
+      </w:r>
+      <w:r>
+        <w:rPr>
+          <w:lang w:val="fr_FR" w:bidi="fr_FR"/>
+        </w:rPr>
+        <w:t xml:space="preserve"> ; </w:t>
+      </w:r>
+      <w:r>
+        <w:rPr>
+          <w:lang w:val="fr_FR" w:bidi="fr_FR"/>
+        </w:rPr>
+        <w:t>29.2–3</w:t>
+      </w:r>
+      <w:r>
+        <w:rPr>
+          <w:lang w:val="fr_FR" w:bidi="fr_FR"/>
+        </w:rPr>
+        <w:t xml:space="preserve"> ; </w:t>
+      </w:r>
+      <w:r>
+        <w:rPr>
+          <w:lang w:val="fr_FR" w:bidi="fr_FR"/>
+        </w:rPr>
+        <w:t>Ps 4.7</w:t>
+      </w:r>
+      <w:r>
+        <w:rPr>
+          <w:lang w:val="fr_FR" w:bidi="fr_FR"/>
+        </w:rPr>
+        <w:t xml:space="preserve"> ; </w:t>
+      </w:r>
+      <w:r>
+        <w:rPr>
+          <w:lang w:val="fr_FR" w:bidi="fr_FR"/>
+        </w:rPr>
+        <w:t>18.29</w:t>
+      </w:r>
+      <w:r>
+        <w:rPr>
+          <w:lang w:val="fr_FR" w:bidi="fr_FR"/>
+        </w:rPr>
+        <w:t xml:space="preserve"> ; </w:t>
+      </w:r>
+      <w:r>
+        <w:rPr>
+          <w:lang w:val="fr_FR" w:bidi="fr_FR"/>
+        </w:rPr>
+        <w:t>44.4</w:t>
+      </w:r>
+      <w:r>
+        <w:rPr>
+          <w:lang w:val="fr_FR" w:bidi="fr_FR"/>
+        </w:rPr>
+        <w:t xml:space="preserve"> ; </w:t>
+      </w:r>
+      <w:r>
+        <w:rPr>
+          <w:lang w:val="fr_FR" w:bidi="fr_FR"/>
+        </w:rPr>
+        <w:t>118.27</w:t>
+      </w:r>
       <w:r>
         <w:rPr>
           <w:lang w:val="fr_FR" w:bidi="fr_FR"/>
         </w:rPr>
         <w:t>). Par leur obéissance, les serviteurs de Dieu peuvent servir de lumière pour guider ceux qui ne connaissent pas Dieu vers lui (</w:t>
       </w:r>
-      <w:hyperlink r:id="rId85">
-        <w:r>
-          <w:rPr>
-            <w:lang w:val="fr_FR" w:bidi="fr_FR"/>
-          </w:rPr>
-          <w:rPr>
-            <w:color w:val="0000EE"/>
-            <w:u w:val="single"/>
-          </w:rPr>
-          <w:t>Es 42.6</w:t>
-        </w:r>
-      </w:hyperlink>
-      <w:r>
-        <w:rPr>
-          <w:lang w:val="fr_FR" w:bidi="fr_FR"/>
-        </w:rPr>
-        <w:t xml:space="preserve"> ; </w:t>
-      </w:r>
-      <w:hyperlink r:id="rId86">
-        <w:r>
-          <w:rPr>
-            <w:lang w:val="fr_FR" w:bidi="fr_FR"/>
-          </w:rPr>
-          <w:rPr>
-            <w:color w:val="0000EE"/>
-            <w:u w:val="single"/>
-          </w:rPr>
-          <w:t>49.6</w:t>
-        </w:r>
-      </w:hyperlink>
+      <w:r>
+        <w:rPr>
+          <w:lang w:val="fr_FR" w:bidi="fr_FR"/>
+        </w:rPr>
+        <w:t>Es 42.6</w:t>
+      </w:r>
+      <w:r>
+        <w:rPr>
+          <w:lang w:val="fr_FR" w:bidi="fr_FR"/>
+        </w:rPr>
+        <w:t xml:space="preserve"> ; </w:t>
+      </w:r>
+      <w:r>
+        <w:rPr>
+          <w:lang w:val="fr_FR" w:bidi="fr_FR"/>
+        </w:rPr>
+        <w:t>49.6</w:t>
+      </w:r>
       <w:r>
         <w:rPr>
           <w:lang w:val="fr_FR" w:bidi="fr_FR"/>
         </w:rPr>
         <w:t>, voir aussi Mt 5.14–16). La lumière de Dieu révèle également le péché et apporte la justice (</w:t>
       </w:r>
-      <w:hyperlink r:id="rId87">
-        <w:r>
-          <w:rPr>
-            <w:lang w:val="fr_FR" w:bidi="fr_FR"/>
-          </w:rPr>
-          <w:rPr>
-            <w:color w:val="0000EE"/>
-            <w:u w:val="single"/>
-          </w:rPr>
-          <w:t>Ps 90.8</w:t>
-        </w:r>
-      </w:hyperlink>
-      <w:r>
-        <w:rPr>
-          <w:lang w:val="fr_FR" w:bidi="fr_FR"/>
-        </w:rPr>
-        <w:t xml:space="preserve"> ; </w:t>
-      </w:r>
-      <w:hyperlink r:id="rId88">
-        <w:r>
-          <w:rPr>
-            <w:lang w:val="fr_FR" w:bidi="fr_FR"/>
-          </w:rPr>
-          <w:rPr>
-            <w:color w:val="0000EE"/>
-            <w:u w:val="single"/>
-          </w:rPr>
-          <w:t>Es 51.4</w:t>
-        </w:r>
-      </w:hyperlink>
+      <w:r>
+        <w:rPr>
+          <w:lang w:val="fr_FR" w:bidi="fr_FR"/>
+        </w:rPr>
+        <w:t>Ps 90.8</w:t>
+      </w:r>
+      <w:r>
+        <w:rPr>
+          <w:lang w:val="fr_FR" w:bidi="fr_FR"/>
+        </w:rPr>
+        <w:t xml:space="preserve"> ; </w:t>
+      </w:r>
+      <w:r>
+        <w:rPr>
+          <w:lang w:val="fr_FR" w:bidi="fr_FR"/>
+        </w:rPr>
+        <w:t>Es 51.4</w:t>
+      </w:r>
       <w:r>
         <w:rPr>
           <w:lang w:val="fr_FR" w:bidi="fr_FR"/>
@@ -1777,126 +1315,84 @@
         </w:rPr>
         <w:t>La Bible déclare que Dieu est lumière (</w:t>
       </w:r>
-      <w:hyperlink r:id="rId89">
-        <w:r>
-          <w:rPr>
-            <w:lang w:val="fr_FR" w:bidi="fr_FR"/>
-          </w:rPr>
-          <w:rPr>
-            <w:color w:val="0000EE"/>
-            <w:u w:val="single"/>
-          </w:rPr>
-          <w:t xml:space="preserve">Ps 27.1 </w:t>
-        </w:r>
-      </w:hyperlink>
+      <w:r>
+        <w:rPr>
+          <w:lang w:val="fr_FR" w:bidi="fr_FR"/>
+        </w:rPr>
+        <w:t xml:space="preserve">Ps 27.1 </w:t>
+      </w:r>
       <w:r>
         <w:rPr>
           <w:lang w:val="fr_FR" w:bidi="fr_FR"/>
         </w:rPr>
         <w:t xml:space="preserve">; </w:t>
       </w:r>
-      <w:hyperlink r:id="rId90">
-        <w:r>
-          <w:rPr>
-            <w:lang w:val="fr_FR" w:bidi="fr_FR"/>
-          </w:rPr>
-          <w:rPr>
-            <w:color w:val="0000EE"/>
-            <w:u w:val="single"/>
-          </w:rPr>
-          <w:t xml:space="preserve">Es 60.19–20 </w:t>
-        </w:r>
-      </w:hyperlink>
+      <w:r>
+        <w:rPr>
+          <w:lang w:val="fr_FR" w:bidi="fr_FR"/>
+        </w:rPr>
+        <w:t xml:space="preserve">Es 60.19–20 </w:t>
+      </w:r>
       <w:r>
         <w:rPr>
           <w:lang w:val="fr_FR" w:bidi="fr_FR"/>
         </w:rPr>
         <w:t xml:space="preserve">; </w:t>
       </w:r>
-      <w:hyperlink r:id="rId91">
-        <w:r>
-          <w:rPr>
-            <w:lang w:val="fr_FR" w:bidi="fr_FR"/>
-          </w:rPr>
-          <w:rPr>
-            <w:color w:val="0000EE"/>
-            <w:u w:val="single"/>
-          </w:rPr>
-          <w:t xml:space="preserve">Dn 2.22 </w:t>
-        </w:r>
-      </w:hyperlink>
+      <w:r>
+        <w:rPr>
+          <w:lang w:val="fr_FR" w:bidi="fr_FR"/>
+        </w:rPr>
+        <w:t xml:space="preserve">Dn 2.22 </w:t>
+      </w:r>
       <w:r>
         <w:rPr>
           <w:lang w:val="fr_FR" w:bidi="fr_FR"/>
         </w:rPr>
         <w:t xml:space="preserve">; </w:t>
       </w:r>
-      <w:hyperlink r:id="rId47">
-        <w:r>
-          <w:rPr>
-            <w:lang w:val="fr_FR" w:bidi="fr_FR"/>
-          </w:rPr>
-          <w:rPr>
-            <w:color w:val="0000EE"/>
-            <w:u w:val="single"/>
-          </w:rPr>
-          <w:t>1Jn 1.5</w:t>
-        </w:r>
-      </w:hyperlink>
+      <w:r>
+        <w:rPr>
+          <w:lang w:val="fr_FR" w:bidi="fr_FR"/>
+        </w:rPr>
+        <w:t>1Jn 1.5</w:t>
+      </w:r>
       <w:r>
         <w:rPr>
           <w:lang w:val="fr_FR" w:bidi="fr_FR"/>
         </w:rPr>
         <w:t xml:space="preserve">). Il « habite une lumière inaccessible » (voir </w:t>
       </w:r>
-      <w:hyperlink r:id="rId92">
-        <w:r>
-          <w:rPr>
-            <w:lang w:val="fr_FR" w:bidi="fr_FR"/>
-          </w:rPr>
-          <w:rPr>
-            <w:color w:val="0000EE"/>
-            <w:u w:val="single"/>
-          </w:rPr>
-          <w:t>1Tm 6.16</w:t>
-        </w:r>
-      </w:hyperlink>
+      <w:r>
+        <w:rPr>
+          <w:lang w:val="fr_FR" w:bidi="fr_FR"/>
+        </w:rPr>
+        <w:t>1Tm 6.16</w:t>
+      </w:r>
       <w:r>
         <w:rPr>
           <w:lang w:val="fr_FR" w:bidi="fr_FR"/>
         </w:rPr>
         <w:t>). Cependant, il guide ceux qui le cherchent vers la lumière (</w:t>
       </w:r>
-      <w:hyperlink r:id="rId93">
-        <w:r>
-          <w:rPr>
-            <w:lang w:val="fr_FR" w:bidi="fr_FR"/>
-          </w:rPr>
-          <w:rPr>
-            <w:color w:val="0000EE"/>
-            <w:u w:val="single"/>
-          </w:rPr>
-          <w:t>Mi 7.8–9</w:t>
-        </w:r>
-      </w:hyperlink>
+      <w:r>
+        <w:rPr>
+          <w:lang w:val="fr_FR" w:bidi="fr_FR"/>
+        </w:rPr>
+        <w:t>Mi 7.8–9</w:t>
+      </w:r>
       <w:r>
         <w:rPr>
           <w:lang w:val="fr_FR" w:bidi="fr_FR"/>
         </w:rPr>
         <w:t xml:space="preserve">; voir aussi </w:t>
       </w:r>
-      <w:hyperlink r:id="rId94">
-        <w:r>
-          <w:rPr>
-            <w:lang w:val="fr_FR" w:bidi="fr_FR"/>
-          </w:rPr>
-          <w:rPr>
-            <w:color w:val="0000EE"/>
-            <w:u w:val="single"/>
-          </w:rPr>
-          <w:t>1Jn 1.7</w:t>
-        </w:r>
-      </w:hyperlink>
+      <w:r>
+        <w:rPr>
+          <w:lang w:val="fr_FR" w:bidi="fr_FR"/>
+        </w:rPr>
+        <w:t>1Jn 1.7</w:t>
+      </w:r>
       <w:r>
         <w:rPr>
           <w:lang w:val="fr_FR" w:bidi="fr_FR"/>
@@ -1917,72 +1413,48 @@
         </w:rPr>
         <w:t>Jésus a proclamé qu'il est : « la lumière du monde » (</w:t>
       </w:r>
-      <w:hyperlink r:id="rId44">
-        <w:r>
-          <w:rPr>
-            <w:lang w:val="fr_FR" w:bidi="fr_FR"/>
-          </w:rPr>
-          <w:rPr>
-            <w:color w:val="0000EE"/>
-            <w:u w:val="single"/>
-          </w:rPr>
-          <w:t>Jn 8.12</w:t>
-        </w:r>
-      </w:hyperlink>
-      <w:r>
-        <w:rPr>
-          <w:lang w:val="fr_FR" w:bidi="fr_FR"/>
-        </w:rPr>
-        <w:t xml:space="preserve"> ; </w:t>
-      </w:r>
-      <w:hyperlink r:id="rId95">
-        <w:r>
-          <w:rPr>
-            <w:lang w:val="fr_FR" w:bidi="fr_FR"/>
-          </w:rPr>
-          <w:rPr>
-            <w:color w:val="0000EE"/>
-            <w:u w:val="single"/>
-          </w:rPr>
-          <w:t>9.5</w:t>
-        </w:r>
-      </w:hyperlink>
-      <w:r>
-        <w:rPr>
-          <w:lang w:val="fr_FR" w:bidi="fr_FR"/>
-        </w:rPr>
-        <w:t xml:space="preserve"> ; </w:t>
-      </w:r>
-      <w:hyperlink r:id="rId46">
-        <w:r>
-          <w:rPr>
-            <w:lang w:val="fr_FR" w:bidi="fr_FR"/>
-          </w:rPr>
-          <w:rPr>
-            <w:color w:val="0000EE"/>
-            <w:u w:val="single"/>
-          </w:rPr>
-          <w:t>12.46</w:t>
-        </w:r>
-      </w:hyperlink>
+      <w:r>
+        <w:rPr>
+          <w:lang w:val="fr_FR" w:bidi="fr_FR"/>
+        </w:rPr>
+        <w:t>Jn 8.12</w:t>
+      </w:r>
+      <w:r>
+        <w:rPr>
+          <w:lang w:val="fr_FR" w:bidi="fr_FR"/>
+        </w:rPr>
+        <w:t xml:space="preserve"> ; </w:t>
+      </w:r>
+      <w:r>
+        <w:rPr>
+          <w:lang w:val="fr_FR" w:bidi="fr_FR"/>
+        </w:rPr>
+        <w:t>9.5</w:t>
+      </w:r>
+      <w:r>
+        <w:rPr>
+          <w:lang w:val="fr_FR" w:bidi="fr_FR"/>
+        </w:rPr>
+        <w:t xml:space="preserve"> ; </w:t>
+      </w:r>
+      <w:r>
+        <w:rPr>
+          <w:lang w:val="fr_FR" w:bidi="fr_FR"/>
+        </w:rPr>
+        <w:t>12.46</w:t>
+      </w:r>
       <w:r>
         <w:rPr>
           <w:lang w:val="fr_FR" w:bidi="fr_FR"/>
         </w:rPr>
         <w:t>). Il a apporté la parole de Dieu, mais il est aussi lui-même la Parole (</w:t>
       </w:r>
-      <w:hyperlink r:id="rId96">
-        <w:r>
-          <w:rPr>
-            <w:lang w:val="fr_FR" w:bidi="fr_FR"/>
-          </w:rPr>
-          <w:rPr>
-            <w:color w:val="0000EE"/>
-            <w:u w:val="single"/>
-          </w:rPr>
-          <w:t>Jn 1.1–10</w:t>
-        </w:r>
-      </w:hyperlink>
+      <w:r>
+        <w:rPr>
+          <w:lang w:val="fr_FR" w:bidi="fr_FR"/>
+        </w:rPr>
+        <w:t>Jn 1.1–10</w:t>
+      </w:r>
       <w:r>
         <w:rPr>
           <w:lang w:val="fr_FR" w:bidi="fr_FR"/>
@@ -2001,90 +1473,60 @@
         </w:rPr>
         <w:t xml:space="preserve"> » (</w:t>
       </w:r>
-      <w:hyperlink r:id="rId97">
-        <w:r>
-          <w:rPr>
-            <w:lang w:val="fr_FR" w:bidi="fr_FR"/>
-          </w:rPr>
-          <w:rPr>
-            <w:color w:val="0000EE"/>
-            <w:u w:val="single"/>
-          </w:rPr>
-          <w:t>Jn 1.9–12</w:t>
-        </w:r>
-      </w:hyperlink>
+      <w:r>
+        <w:rPr>
+          <w:lang w:val="fr_FR" w:bidi="fr_FR"/>
+        </w:rPr>
+        <w:t>Jn 1.9–12</w:t>
+      </w:r>
       <w:r>
         <w:rPr>
           <w:lang w:val="fr_FR" w:bidi="fr_FR"/>
         </w:rPr>
         <w:t>). Sa lumière les éclaire spirituellement et ils connaissent Dieu et son salut (</w:t>
       </w:r>
-      <w:hyperlink r:id="rId42">
-        <w:r>
-          <w:rPr>
-            <w:lang w:val="fr_FR" w:bidi="fr_FR"/>
-          </w:rPr>
-          <w:rPr>
-            <w:color w:val="0000EE"/>
-            <w:u w:val="single"/>
-          </w:rPr>
-          <w:t>Mt 4.16</w:t>
-        </w:r>
-      </w:hyperlink>
-      <w:r>
-        <w:rPr>
-          <w:lang w:val="fr_FR" w:bidi="fr_FR"/>
-        </w:rPr>
-        <w:t xml:space="preserve"> ; </w:t>
-      </w:r>
-      <w:hyperlink r:id="rId98">
-        <w:r>
-          <w:rPr>
-            <w:lang w:val="fr_FR" w:bidi="fr_FR"/>
-          </w:rPr>
-          <w:rPr>
-            <w:color w:val="0000EE"/>
-            <w:u w:val="single"/>
-          </w:rPr>
-          <w:t>Lc 2.32</w:t>
-        </w:r>
-      </w:hyperlink>
-      <w:r>
-        <w:rPr>
-          <w:lang w:val="fr_FR" w:bidi="fr_FR"/>
-        </w:rPr>
-        <w:t xml:space="preserve"> ; </w:t>
-      </w:r>
-      <w:hyperlink r:id="rId99">
-        <w:r>
-          <w:rPr>
-            <w:lang w:val="fr_FR" w:bidi="fr_FR"/>
-          </w:rPr>
-          <w:rPr>
-            <w:color w:val="0000EE"/>
-            <w:u w:val="single"/>
-          </w:rPr>
-          <w:t>Ac 13.47</w:t>
-        </w:r>
-      </w:hyperlink>
-      <w:r>
-        <w:rPr>
-          <w:lang w:val="fr_FR" w:bidi="fr_FR"/>
-        </w:rPr>
-        <w:t xml:space="preserve"> ; </w:t>
-      </w:r>
-      <w:hyperlink r:id="rId100">
-        <w:r>
-          <w:rPr>
-            <w:lang w:val="fr_FR" w:bidi="fr_FR"/>
-          </w:rPr>
-          <w:rPr>
-            <w:color w:val="0000EE"/>
-            <w:u w:val="single"/>
-          </w:rPr>
-          <w:t>26.18</w:t>
-        </w:r>
-      </w:hyperlink>
+      <w:r>
+        <w:rPr>
+          <w:lang w:val="fr_FR" w:bidi="fr_FR"/>
+        </w:rPr>
+        <w:t>Mt 4.16</w:t>
+      </w:r>
+      <w:r>
+        <w:rPr>
+          <w:lang w:val="fr_FR" w:bidi="fr_FR"/>
+        </w:rPr>
+        <w:t xml:space="preserve"> ; </w:t>
+      </w:r>
+      <w:r>
+        <w:rPr>
+          <w:lang w:val="fr_FR" w:bidi="fr_FR"/>
+        </w:rPr>
+        <w:t>Lc 2.32</w:t>
+      </w:r>
+      <w:r>
+        <w:rPr>
+          <w:lang w:val="fr_FR" w:bidi="fr_FR"/>
+        </w:rPr>
+        <w:t xml:space="preserve"> ; </w:t>
+      </w:r>
+      <w:r>
+        <w:rPr>
+          <w:lang w:val="fr_FR" w:bidi="fr_FR"/>
+        </w:rPr>
+        <w:t>Ac 13.47</w:t>
+      </w:r>
+      <w:r>
+        <w:rPr>
+          <w:lang w:val="fr_FR" w:bidi="fr_FR"/>
+        </w:rPr>
+        <w:t xml:space="preserve"> ; </w:t>
+      </w:r>
+      <w:r>
+        <w:rPr>
+          <w:lang w:val="fr_FR" w:bidi="fr_FR"/>
+        </w:rPr>
+        <w:t>26.18</w:t>
+      </w:r>
       <w:r>
         <w:rPr>
           <w:lang w:val="fr_FR" w:bidi="fr_FR"/>
@@ -2105,72 +1547,48 @@
         </w:rPr>
         <w:t>Ils deviennent ainsi des « enfants de lumière » (</w:t>
       </w:r>
-      <w:hyperlink r:id="rId101">
-        <w:r>
-          <w:rPr>
-            <w:lang w:val="fr_FR" w:bidi="fr_FR"/>
-          </w:rPr>
-          <w:rPr>
-            <w:color w:val="0000EE"/>
-            <w:u w:val="single"/>
-          </w:rPr>
-          <w:t>Jn 12.36</w:t>
-        </w:r>
-      </w:hyperlink>
-      <w:r>
-        <w:rPr>
-          <w:lang w:val="fr_FR" w:bidi="fr_FR"/>
-        </w:rPr>
-        <w:t xml:space="preserve"> ; </w:t>
-      </w:r>
-      <w:hyperlink r:id="rId102">
-        <w:r>
-          <w:rPr>
-            <w:lang w:val="fr_FR" w:bidi="fr_FR"/>
-          </w:rPr>
-          <w:rPr>
-            <w:color w:val="0000EE"/>
-            <w:u w:val="single"/>
-          </w:rPr>
-          <w:t>1Th 5.5</w:t>
-        </w:r>
-      </w:hyperlink>
+      <w:r>
+        <w:rPr>
+          <w:lang w:val="fr_FR" w:bidi="fr_FR"/>
+        </w:rPr>
+        <w:t>Jn 12.36</w:t>
+      </w:r>
+      <w:r>
+        <w:rPr>
+          <w:lang w:val="fr_FR" w:bidi="fr_FR"/>
+        </w:rPr>
+        <w:t xml:space="preserve"> ; </w:t>
+      </w:r>
+      <w:r>
+        <w:rPr>
+          <w:lang w:val="fr_FR" w:bidi="fr_FR"/>
+        </w:rPr>
+        <w:t>1Th 5.5</w:t>
+      </w:r>
       <w:r>
         <w:rPr>
           <w:lang w:val="fr_FR" w:bidi="fr_FR"/>
         </w:rPr>
         <w:t>). Ils sont en communion avec lui quand ils marchent dans la lumière (</w:t>
       </w:r>
-      <w:hyperlink r:id="rId94">
-        <w:r>
-          <w:rPr>
-            <w:lang w:val="fr_FR" w:bidi="fr_FR"/>
-          </w:rPr>
-          <w:rPr>
-            <w:color w:val="0000EE"/>
-            <w:u w:val="single"/>
-          </w:rPr>
-          <w:t>1Jn 1.7</w:t>
-        </w:r>
-      </w:hyperlink>
+      <w:r>
+        <w:rPr>
+          <w:lang w:val="fr_FR" w:bidi="fr_FR"/>
+        </w:rPr>
+        <w:t>1Jn 1.7</w:t>
+      </w:r>
       <w:r>
         <w:rPr>
           <w:lang w:val="fr_FR" w:bidi="fr_FR"/>
         </w:rPr>
         <w:t>). Le fruit de la lumière est la bonté, la justice et la vérité (</w:t>
       </w:r>
-      <w:hyperlink r:id="rId103">
-        <w:r>
-          <w:rPr>
-            <w:lang w:val="fr_FR" w:bidi="fr_FR"/>
-          </w:rPr>
-          <w:rPr>
-            <w:color w:val="0000EE"/>
-            <w:u w:val="single"/>
-          </w:rPr>
-          <w:t>Ep 5.8–9</w:t>
-        </w:r>
-      </w:hyperlink>
+      <w:r>
+        <w:rPr>
+          <w:lang w:val="fr_FR" w:bidi="fr_FR"/>
+        </w:rPr>
+        <w:t>Ep 5.8–9</w:t>
+      </w:r>
       <w:r>
         <w:rPr>
           <w:lang w:val="fr_FR" w:bidi="fr_FR"/>
@@ -2200,882 +1618,588 @@
           <w:lang w:val="fr_FR" w:bidi="fr_FR"/>
         </w:rPr>
       </w:r>
-      <w:hyperlink r:id="rId104">
-        <w:r>
-          <w:rPr>
-            <w:lang w:val="fr_FR" w:bidi="fr_FR"/>
-          </w:rPr>
-          <w:rPr>
-            <w:color w:val="0000EE"/>
-            <w:u w:val="single"/>
-          </w:rPr>
-          <w:t>Genèse 1.3–5</w:t>
-        </w:r>
-      </w:hyperlink>
+      <w:r>
+        <w:rPr>
+          <w:lang w:val="fr_FR" w:bidi="fr_FR"/>
+        </w:rPr>
+        <w:t>Genèse 1.3–5</w:t>
+      </w:r>
       <w:r>
         <w:rPr>
           <w:lang w:val="fr_FR" w:bidi="fr_FR"/>
         </w:rPr>
         <w:t xml:space="preserve">, </w:t>
       </w:r>
-      <w:hyperlink r:id="rId105">
-        <w:r>
-          <w:rPr>
-            <w:lang w:val="fr_FR" w:bidi="fr_FR"/>
-          </w:rPr>
-          <w:rPr>
-            <w:color w:val="0000EE"/>
-            <w:u w:val="single"/>
-          </w:rPr>
-          <w:t>14–18</w:t>
-        </w:r>
-      </w:hyperlink>
-      <w:r>
-        <w:rPr>
-          <w:lang w:val="fr_FR" w:bidi="fr_FR"/>
-        </w:rPr>
-        <w:t xml:space="preserve"> ; </w:t>
-      </w:r>
-      <w:hyperlink r:id="rId26">
-        <w:r>
-          <w:rPr>
-            <w:lang w:val="fr_FR" w:bidi="fr_FR"/>
-          </w:rPr>
-          <w:rPr>
-            <w:color w:val="0000EE"/>
-            <w:u w:val="single"/>
-          </w:rPr>
-          <w:t>15.12</w:t>
-        </w:r>
-      </w:hyperlink>
-      <w:r>
-        <w:rPr>
-          <w:lang w:val="fr_FR" w:bidi="fr_FR"/>
-        </w:rPr>
-        <w:t xml:space="preserve"> ; </w:t>
-      </w:r>
-      <w:hyperlink r:id="rId16">
-        <w:r>
-          <w:rPr>
-            <w:lang w:val="fr_FR" w:bidi="fr_FR"/>
-          </w:rPr>
-          <w:rPr>
-            <w:color w:val="0000EE"/>
-            <w:u w:val="single"/>
-          </w:rPr>
-          <w:t>Exode 10.21–23</w:t>
-        </w:r>
-      </w:hyperlink>
-      <w:r>
-        <w:rPr>
-          <w:lang w:val="fr_FR" w:bidi="fr_FR"/>
-        </w:rPr>
-        <w:t xml:space="preserve"> ; </w:t>
-      </w:r>
-      <w:hyperlink r:id="rId77">
-        <w:r>
-          <w:rPr>
-            <w:lang w:val="fr_FR" w:bidi="fr_FR"/>
-          </w:rPr>
-          <w:rPr>
-            <w:color w:val="0000EE"/>
-            <w:u w:val="single"/>
-          </w:rPr>
-          <w:t>14.20</w:t>
-        </w:r>
-      </w:hyperlink>
-      <w:r>
-        <w:rPr>
-          <w:lang w:val="fr_FR" w:bidi="fr_FR"/>
-        </w:rPr>
-        <w:t xml:space="preserve"> ; </w:t>
-      </w:r>
-      <w:hyperlink r:id="rId106">
-        <w:r>
-          <w:rPr>
-            <w:lang w:val="fr_FR" w:bidi="fr_FR"/>
-          </w:rPr>
-          <w:rPr>
-            <w:color w:val="0000EE"/>
-            <w:u w:val="single"/>
-          </w:rPr>
-          <w:t>20.21</w:t>
-        </w:r>
-      </w:hyperlink>
-      <w:r>
-        <w:rPr>
-          <w:lang w:val="fr_FR" w:bidi="fr_FR"/>
-        </w:rPr>
-        <w:t xml:space="preserve"> ; </w:t>
-      </w:r>
-      <w:hyperlink r:id="rId107">
-        <w:r>
-          <w:rPr>
-            <w:lang w:val="fr_FR" w:bidi="fr_FR"/>
-          </w:rPr>
-          <w:rPr>
-            <w:color w:val="0000EE"/>
-            <w:u w:val="single"/>
-          </w:rPr>
-          <w:t>2 Samuel 22.10–13</w:t>
-        </w:r>
-      </w:hyperlink>
-      <w:r>
-        <w:rPr>
-          <w:lang w:val="fr_FR" w:bidi="fr_FR"/>
-        </w:rPr>
-        <w:t xml:space="preserve"> ; </w:t>
-      </w:r>
-      <w:hyperlink r:id="rId22">
-        <w:r>
-          <w:rPr>
-            <w:lang w:val="fr_FR" w:bidi="fr_FR"/>
-          </w:rPr>
-          <w:rPr>
-            <w:color w:val="0000EE"/>
-            <w:u w:val="single"/>
-          </w:rPr>
-          <w:t>1 Rois 8.12</w:t>
-        </w:r>
-      </w:hyperlink>
-      <w:r>
-        <w:rPr>
-          <w:lang w:val="fr_FR" w:bidi="fr_FR"/>
-        </w:rPr>
-        <w:t xml:space="preserve"> ; </w:t>
-      </w:r>
-      <w:hyperlink r:id="rId108">
-        <w:r>
-          <w:rPr>
-            <w:lang w:val="fr_FR" w:bidi="fr_FR"/>
-          </w:rPr>
-          <w:rPr>
-            <w:color w:val="0000EE"/>
-            <w:u w:val="single"/>
-          </w:rPr>
-          <w:t>Job 3.3–7</w:t>
-        </w:r>
-      </w:hyperlink>
-      <w:r>
-        <w:rPr>
-          <w:lang w:val="fr_FR" w:bidi="fr_FR"/>
-        </w:rPr>
-        <w:t xml:space="preserve"> ; </w:t>
-      </w:r>
-      <w:hyperlink r:id="rId109">
-        <w:r>
-          <w:rPr>
-            <w:lang w:val="fr_FR" w:bidi="fr_FR"/>
-          </w:rPr>
-          <w:rPr>
-            <w:color w:val="0000EE"/>
-            <w:u w:val="single"/>
-          </w:rPr>
-          <w:t>12.22–25</w:t>
-        </w:r>
-      </w:hyperlink>
-      <w:r>
-        <w:rPr>
-          <w:lang w:val="fr_FR" w:bidi="fr_FR"/>
-        </w:rPr>
-        <w:t xml:space="preserve"> ; </w:t>
-      </w:r>
-      <w:hyperlink r:id="rId110">
-        <w:r>
-          <w:rPr>
-            <w:lang w:val="fr_FR" w:bidi="fr_FR"/>
-          </w:rPr>
-          <w:rPr>
-            <w:color w:val="0000EE"/>
-            <w:u w:val="single"/>
-          </w:rPr>
-          <w:t>15.22</w:t>
-        </w:r>
-      </w:hyperlink>
-      <w:r>
-        <w:rPr>
-          <w:lang w:val="fr_FR" w:bidi="fr_FR"/>
-        </w:rPr>
-        <w:t xml:space="preserve"> ; </w:t>
-      </w:r>
-      <w:hyperlink r:id="rId36">
-        <w:r>
-          <w:rPr>
-            <w:lang w:val="fr_FR" w:bidi="fr_FR"/>
-          </w:rPr>
-          <w:rPr>
-            <w:color w:val="0000EE"/>
-            <w:u w:val="single"/>
-          </w:rPr>
-          <w:t>17.12–13</w:t>
-        </w:r>
-      </w:hyperlink>
-      <w:r>
-        <w:rPr>
-          <w:lang w:val="fr_FR" w:bidi="fr_FR"/>
-        </w:rPr>
-        <w:t xml:space="preserve"> ; </w:t>
-      </w:r>
-      <w:hyperlink r:id="rId111">
-        <w:r>
-          <w:rPr>
-            <w:lang w:val="fr_FR" w:bidi="fr_FR"/>
-          </w:rPr>
-          <w:rPr>
-            <w:color w:val="0000EE"/>
-            <w:u w:val="single"/>
-          </w:rPr>
-          <w:t>34.22</w:t>
-        </w:r>
-      </w:hyperlink>
-      <w:r>
-        <w:rPr>
-          <w:lang w:val="fr_FR" w:bidi="fr_FR"/>
-        </w:rPr>
-        <w:t xml:space="preserve"> ; </w:t>
-      </w:r>
-      <w:hyperlink r:id="rId20">
-        <w:r>
-          <w:rPr>
-            <w:lang w:val="fr_FR" w:bidi="fr_FR"/>
-          </w:rPr>
-          <w:rPr>
-            <w:color w:val="0000EE"/>
-            <w:u w:val="single"/>
-          </w:rPr>
-          <w:t>Psaumes 18.12</w:t>
-        </w:r>
-      </w:hyperlink>
+      <w:r>
+        <w:rPr>
+          <w:lang w:val="fr_FR" w:bidi="fr_FR"/>
+        </w:rPr>
+        <w:t>14–18</w:t>
+      </w:r>
+      <w:r>
+        <w:rPr>
+          <w:lang w:val="fr_FR" w:bidi="fr_FR"/>
+        </w:rPr>
+        <w:t xml:space="preserve"> ; </w:t>
+      </w:r>
+      <w:r>
+        <w:rPr>
+          <w:lang w:val="fr_FR" w:bidi="fr_FR"/>
+        </w:rPr>
+        <w:t>15.12</w:t>
+      </w:r>
+      <w:r>
+        <w:rPr>
+          <w:lang w:val="fr_FR" w:bidi="fr_FR"/>
+        </w:rPr>
+        <w:t xml:space="preserve"> ; </w:t>
+      </w:r>
+      <w:r>
+        <w:rPr>
+          <w:lang w:val="fr_FR" w:bidi="fr_FR"/>
+        </w:rPr>
+        <w:t>Exode 10.21–23</w:t>
+      </w:r>
+      <w:r>
+        <w:rPr>
+          <w:lang w:val="fr_FR" w:bidi="fr_FR"/>
+        </w:rPr>
+        <w:t xml:space="preserve"> ; </w:t>
+      </w:r>
+      <w:r>
+        <w:rPr>
+          <w:lang w:val="fr_FR" w:bidi="fr_FR"/>
+        </w:rPr>
+        <w:t>14.20</w:t>
+      </w:r>
+      <w:r>
+        <w:rPr>
+          <w:lang w:val="fr_FR" w:bidi="fr_FR"/>
+        </w:rPr>
+        <w:t xml:space="preserve"> ; </w:t>
+      </w:r>
+      <w:r>
+        <w:rPr>
+          <w:lang w:val="fr_FR" w:bidi="fr_FR"/>
+        </w:rPr>
+        <w:t>20.21</w:t>
+      </w:r>
+      <w:r>
+        <w:rPr>
+          <w:lang w:val="fr_FR" w:bidi="fr_FR"/>
+        </w:rPr>
+        <w:t xml:space="preserve"> ; </w:t>
+      </w:r>
+      <w:r>
+        <w:rPr>
+          <w:lang w:val="fr_FR" w:bidi="fr_FR"/>
+        </w:rPr>
+        <w:t>2 Samuel 22.10–13</w:t>
+      </w:r>
+      <w:r>
+        <w:rPr>
+          <w:lang w:val="fr_FR" w:bidi="fr_FR"/>
+        </w:rPr>
+        <w:t xml:space="preserve"> ; </w:t>
+      </w:r>
+      <w:r>
+        <w:rPr>
+          <w:lang w:val="fr_FR" w:bidi="fr_FR"/>
+        </w:rPr>
+        <w:t>1 Rois 8.12</w:t>
+      </w:r>
+      <w:r>
+        <w:rPr>
+          <w:lang w:val="fr_FR" w:bidi="fr_FR"/>
+        </w:rPr>
+        <w:t xml:space="preserve"> ; </w:t>
+      </w:r>
+      <w:r>
+        <w:rPr>
+          <w:lang w:val="fr_FR" w:bidi="fr_FR"/>
+        </w:rPr>
+        <w:t>Job 3.3–7</w:t>
+      </w:r>
+      <w:r>
+        <w:rPr>
+          <w:lang w:val="fr_FR" w:bidi="fr_FR"/>
+        </w:rPr>
+        <w:t xml:space="preserve"> ; </w:t>
+      </w:r>
+      <w:r>
+        <w:rPr>
+          <w:lang w:val="fr_FR" w:bidi="fr_FR"/>
+        </w:rPr>
+        <w:t>12.22–25</w:t>
+      </w:r>
+      <w:r>
+        <w:rPr>
+          <w:lang w:val="fr_FR" w:bidi="fr_FR"/>
+        </w:rPr>
+        <w:t xml:space="preserve"> ; </w:t>
+      </w:r>
+      <w:r>
+        <w:rPr>
+          <w:lang w:val="fr_FR" w:bidi="fr_FR"/>
+        </w:rPr>
+        <w:t>15.22</w:t>
+      </w:r>
+      <w:r>
+        <w:rPr>
+          <w:lang w:val="fr_FR" w:bidi="fr_FR"/>
+        </w:rPr>
+        <w:t xml:space="preserve"> ; </w:t>
+      </w:r>
+      <w:r>
+        <w:rPr>
+          <w:lang w:val="fr_FR" w:bidi="fr_FR"/>
+        </w:rPr>
+        <w:t>17.12–13</w:t>
+      </w:r>
+      <w:r>
+        <w:rPr>
+          <w:lang w:val="fr_FR" w:bidi="fr_FR"/>
+        </w:rPr>
+        <w:t xml:space="preserve"> ; </w:t>
+      </w:r>
+      <w:r>
+        <w:rPr>
+          <w:lang w:val="fr_FR" w:bidi="fr_FR"/>
+        </w:rPr>
+        <w:t>34.22</w:t>
+      </w:r>
+      <w:r>
+        <w:rPr>
+          <w:lang w:val="fr_FR" w:bidi="fr_FR"/>
+        </w:rPr>
+        <w:t xml:space="preserve"> ; </w:t>
+      </w:r>
+      <w:r>
+        <w:rPr>
+          <w:lang w:val="fr_FR" w:bidi="fr_FR"/>
+        </w:rPr>
+        <w:t>Psaumes 18.12</w:t>
+      </w:r>
       <w:r>
         <w:rPr>
           <w:lang w:val="fr_FR" w:bidi="fr_FR"/>
         </w:rPr>
         <w:t xml:space="preserve">, </w:t>
       </w:r>
-      <w:hyperlink r:id="rId82">
-        <w:r>
-          <w:rPr>
-            <w:lang w:val="fr_FR" w:bidi="fr_FR"/>
-          </w:rPr>
-          <w:rPr>
-            <w:color w:val="0000EE"/>
-            <w:u w:val="single"/>
-          </w:rPr>
-          <w:t>29</w:t>
-        </w:r>
-      </w:hyperlink>
-      <w:r>
-        <w:rPr>
-          <w:lang w:val="fr_FR" w:bidi="fr_FR"/>
-        </w:rPr>
-        <w:t xml:space="preserve"> ; </w:t>
-      </w:r>
-      <w:hyperlink r:id="rId89">
-        <w:r>
-          <w:rPr>
-            <w:lang w:val="fr_FR" w:bidi="fr_FR"/>
-          </w:rPr>
-          <w:rPr>
-            <w:color w:val="0000EE"/>
-            <w:u w:val="single"/>
-          </w:rPr>
-          <w:t>27.1</w:t>
-        </w:r>
-      </w:hyperlink>
-      <w:r>
-        <w:rPr>
-          <w:lang w:val="fr_FR" w:bidi="fr_FR"/>
-        </w:rPr>
-        <w:t xml:space="preserve"> ; </w:t>
-      </w:r>
-      <w:hyperlink r:id="rId112">
-        <w:r>
-          <w:rPr>
-            <w:lang w:val="fr_FR" w:bidi="fr_FR"/>
-          </w:rPr>
-          <w:rPr>
-            <w:color w:val="0000EE"/>
-            <w:u w:val="single"/>
-          </w:rPr>
-          <w:t>97.2–6</w:t>
-        </w:r>
-      </w:hyperlink>
-      <w:r>
-        <w:rPr>
-          <w:lang w:val="fr_FR" w:bidi="fr_FR"/>
-        </w:rPr>
-        <w:t xml:space="preserve"> ; </w:t>
-      </w:r>
-      <w:hyperlink r:id="rId39">
-        <w:r>
-          <w:rPr>
-            <w:lang w:val="fr_FR" w:bidi="fr_FR"/>
-          </w:rPr>
-          <w:rPr>
-            <w:color w:val="0000EE"/>
-            <w:u w:val="single"/>
-          </w:rPr>
-          <w:t>139.11–12</w:t>
-        </w:r>
-      </w:hyperlink>
-      <w:r>
-        <w:rPr>
-          <w:lang w:val="fr_FR" w:bidi="fr_FR"/>
-        </w:rPr>
-        <w:t xml:space="preserve"> ; </w:t>
-      </w:r>
-      <w:hyperlink r:id="rId50">
-        <w:r>
-          <w:rPr>
-            <w:lang w:val="fr_FR" w:bidi="fr_FR"/>
-          </w:rPr>
-          <w:rPr>
-            <w:color w:val="0000EE"/>
-            <w:u w:val="single"/>
-          </w:rPr>
-          <w:t>Proverbes 2.13</w:t>
-        </w:r>
-      </w:hyperlink>
-      <w:r>
-        <w:rPr>
-          <w:lang w:val="fr_FR" w:bidi="fr_FR"/>
-        </w:rPr>
-        <w:t xml:space="preserve"> ; </w:t>
-      </w:r>
-      <w:hyperlink r:id="rId113">
-        <w:r>
-          <w:rPr>
-            <w:lang w:val="fr_FR" w:bidi="fr_FR"/>
-          </w:rPr>
-          <w:rPr>
-            <w:color w:val="0000EE"/>
-            <w:u w:val="single"/>
-          </w:rPr>
-          <w:t>4.18–19</w:t>
-        </w:r>
-      </w:hyperlink>
-      <w:r>
-        <w:rPr>
-          <w:lang w:val="fr_FR" w:bidi="fr_FR"/>
-        </w:rPr>
-        <w:t xml:space="preserve"> ; </w:t>
-      </w:r>
-      <w:hyperlink r:id="rId114">
-        <w:r>
-          <w:rPr>
-            <w:lang w:val="fr_FR" w:bidi="fr_FR"/>
-          </w:rPr>
-          <w:rPr>
-            <w:color w:val="0000EE"/>
-            <w:u w:val="single"/>
-          </w:rPr>
-          <w:t>Ecclésiaste 11.7–8</w:t>
-        </w:r>
-      </w:hyperlink>
-      <w:r>
-        <w:rPr>
-          <w:lang w:val="fr_FR" w:bidi="fr_FR"/>
-        </w:rPr>
-        <w:t xml:space="preserve"> ; </w:t>
-      </w:r>
-      <w:hyperlink r:id="rId52">
-        <w:r>
-          <w:rPr>
-            <w:lang w:val="fr_FR" w:bidi="fr_FR"/>
-          </w:rPr>
-          <w:rPr>
-            <w:color w:val="0000EE"/>
-            <w:u w:val="single"/>
-          </w:rPr>
-          <w:t>Ésaïe 5.20</w:t>
-        </w:r>
-      </w:hyperlink>
-      <w:r>
-        <w:rPr>
-          <w:lang w:val="fr_FR" w:bidi="fr_FR"/>
-        </w:rPr>
-        <w:t xml:space="preserve"> ; </w:t>
-      </w:r>
-      <w:hyperlink r:id="rId59">
-        <w:r>
-          <w:rPr>
-            <w:lang w:val="fr_FR" w:bidi="fr_FR"/>
-          </w:rPr>
-          <w:rPr>
-            <w:color w:val="0000EE"/>
-            <w:u w:val="single"/>
-          </w:rPr>
-          <w:t>9.2</w:t>
-        </w:r>
-      </w:hyperlink>
-      <w:r>
-        <w:rPr>
-          <w:lang w:val="fr_FR" w:bidi="fr_FR"/>
-        </w:rPr>
-        <w:t xml:space="preserve"> ; </w:t>
-      </w:r>
-      <w:hyperlink r:id="rId115">
-        <w:r>
-          <w:rPr>
-            <w:lang w:val="fr_FR" w:bidi="fr_FR"/>
-          </w:rPr>
-          <w:rPr>
-            <w:color w:val="0000EE"/>
-            <w:u w:val="single"/>
-          </w:rPr>
-          <w:t>29.15</w:t>
-        </w:r>
-      </w:hyperlink>
-      <w:r>
-        <w:rPr>
-          <w:lang w:val="fr_FR" w:bidi="fr_FR"/>
-        </w:rPr>
-        <w:t xml:space="preserve"> ; </w:t>
-      </w:r>
-      <w:hyperlink r:id="rId88">
-        <w:r>
-          <w:rPr>
-            <w:lang w:val="fr_FR" w:bidi="fr_FR"/>
-          </w:rPr>
-          <w:rPr>
-            <w:color w:val="0000EE"/>
-            <w:u w:val="single"/>
-          </w:rPr>
-          <w:t>51.4</w:t>
-        </w:r>
-      </w:hyperlink>
-      <w:r>
-        <w:rPr>
-          <w:lang w:val="fr_FR" w:bidi="fr_FR"/>
-        </w:rPr>
-        <w:t xml:space="preserve"> ; </w:t>
-      </w:r>
-      <w:hyperlink r:id="rId116">
-        <w:r>
-          <w:rPr>
-            <w:lang w:val="fr_FR" w:bidi="fr_FR"/>
-          </w:rPr>
-          <w:rPr>
-            <w:color w:val="0000EE"/>
-            <w:u w:val="single"/>
-          </w:rPr>
-          <w:t>60.2–3</w:t>
-        </w:r>
-      </w:hyperlink>
+      <w:r>
+        <w:rPr>
+          <w:lang w:val="fr_FR" w:bidi="fr_FR"/>
+        </w:rPr>
+        <w:t>29</w:t>
+      </w:r>
+      <w:r>
+        <w:rPr>
+          <w:lang w:val="fr_FR" w:bidi="fr_FR"/>
+        </w:rPr>
+        <w:t xml:space="preserve"> ; </w:t>
+      </w:r>
+      <w:r>
+        <w:rPr>
+          <w:lang w:val="fr_FR" w:bidi="fr_FR"/>
+        </w:rPr>
+        <w:t>27.1</w:t>
+      </w:r>
+      <w:r>
+        <w:rPr>
+          <w:lang w:val="fr_FR" w:bidi="fr_FR"/>
+        </w:rPr>
+        <w:t xml:space="preserve"> ; </w:t>
+      </w:r>
+      <w:r>
+        <w:rPr>
+          <w:lang w:val="fr_FR" w:bidi="fr_FR"/>
+        </w:rPr>
+        <w:t>97.2–6</w:t>
+      </w:r>
+      <w:r>
+        <w:rPr>
+          <w:lang w:val="fr_FR" w:bidi="fr_FR"/>
+        </w:rPr>
+        <w:t xml:space="preserve"> ; </w:t>
+      </w:r>
+      <w:r>
+        <w:rPr>
+          <w:lang w:val="fr_FR" w:bidi="fr_FR"/>
+        </w:rPr>
+        <w:t>139.11–12</w:t>
+      </w:r>
+      <w:r>
+        <w:rPr>
+          <w:lang w:val="fr_FR" w:bidi="fr_FR"/>
+        </w:rPr>
+        <w:t xml:space="preserve"> ; </w:t>
+      </w:r>
+      <w:r>
+        <w:rPr>
+          <w:lang w:val="fr_FR" w:bidi="fr_FR"/>
+        </w:rPr>
+        <w:t>Proverbes 2.13</w:t>
+      </w:r>
+      <w:r>
+        <w:rPr>
+          <w:lang w:val="fr_FR" w:bidi="fr_FR"/>
+        </w:rPr>
+        <w:t xml:space="preserve"> ; </w:t>
+      </w:r>
+      <w:r>
+        <w:rPr>
+          <w:lang w:val="fr_FR" w:bidi="fr_FR"/>
+        </w:rPr>
+        <w:t>4.18–19</w:t>
+      </w:r>
+      <w:r>
+        <w:rPr>
+          <w:lang w:val="fr_FR" w:bidi="fr_FR"/>
+        </w:rPr>
+        <w:t xml:space="preserve"> ; </w:t>
+      </w:r>
+      <w:r>
+        <w:rPr>
+          <w:lang w:val="fr_FR" w:bidi="fr_FR"/>
+        </w:rPr>
+        <w:t>Ecclésiaste 11.7–8</w:t>
+      </w:r>
+      <w:r>
+        <w:rPr>
+          <w:lang w:val="fr_FR" w:bidi="fr_FR"/>
+        </w:rPr>
+        <w:t xml:space="preserve"> ; </w:t>
+      </w:r>
+      <w:r>
+        <w:rPr>
+          <w:lang w:val="fr_FR" w:bidi="fr_FR"/>
+        </w:rPr>
+        <w:t>Ésaïe 5.20</w:t>
+      </w:r>
+      <w:r>
+        <w:rPr>
+          <w:lang w:val="fr_FR" w:bidi="fr_FR"/>
+        </w:rPr>
+        <w:t xml:space="preserve"> ; </w:t>
+      </w:r>
+      <w:r>
+        <w:rPr>
+          <w:lang w:val="fr_FR" w:bidi="fr_FR"/>
+        </w:rPr>
+        <w:t>9.2</w:t>
+      </w:r>
+      <w:r>
+        <w:rPr>
+          <w:lang w:val="fr_FR" w:bidi="fr_FR"/>
+        </w:rPr>
+        <w:t xml:space="preserve"> ; </w:t>
+      </w:r>
+      <w:r>
+        <w:rPr>
+          <w:lang w:val="fr_FR" w:bidi="fr_FR"/>
+        </w:rPr>
+        <w:t>29.15</w:t>
+      </w:r>
+      <w:r>
+        <w:rPr>
+          <w:lang w:val="fr_FR" w:bidi="fr_FR"/>
+        </w:rPr>
+        <w:t xml:space="preserve"> ; </w:t>
+      </w:r>
+      <w:r>
+        <w:rPr>
+          <w:lang w:val="fr_FR" w:bidi="fr_FR"/>
+        </w:rPr>
+        <w:t>51.4</w:t>
+      </w:r>
+      <w:r>
+        <w:rPr>
+          <w:lang w:val="fr_FR" w:bidi="fr_FR"/>
+        </w:rPr>
+        <w:t xml:space="preserve"> ; </w:t>
+      </w:r>
+      <w:r>
+        <w:rPr>
+          <w:lang w:val="fr_FR" w:bidi="fr_FR"/>
+        </w:rPr>
+        <w:t>60.2–3</w:t>
+      </w:r>
       <w:r>
         <w:rPr>
           <w:lang w:val="fr_FR" w:bidi="fr_FR"/>
         </w:rPr>
         <w:t xml:space="preserve">, </w:t>
       </w:r>
-      <w:hyperlink r:id="rId90">
-        <w:r>
-          <w:rPr>
-            <w:lang w:val="fr_FR" w:bidi="fr_FR"/>
-          </w:rPr>
-          <w:rPr>
-            <w:color w:val="0000EE"/>
-            <w:u w:val="single"/>
-          </w:rPr>
-          <w:t>19–20</w:t>
-        </w:r>
-      </w:hyperlink>
-      <w:r>
-        <w:rPr>
-          <w:lang w:val="fr_FR" w:bidi="fr_FR"/>
-        </w:rPr>
-        <w:t xml:space="preserve"> ; </w:t>
-      </w:r>
-      <w:hyperlink r:id="rId91">
-        <w:r>
-          <w:rPr>
-            <w:lang w:val="fr_FR" w:bidi="fr_FR"/>
-          </w:rPr>
-          <w:rPr>
-            <w:color w:val="0000EE"/>
-            <w:u w:val="single"/>
-          </w:rPr>
-          <w:t>Daniel 2.22</w:t>
-        </w:r>
-      </w:hyperlink>
-      <w:r>
-        <w:rPr>
-          <w:lang w:val="fr_FR" w:bidi="fr_FR"/>
-        </w:rPr>
-        <w:t xml:space="preserve"> ; </w:t>
-      </w:r>
-      <w:hyperlink r:id="rId93">
-        <w:r>
-          <w:rPr>
-            <w:lang w:val="fr_FR" w:bidi="fr_FR"/>
-          </w:rPr>
-          <w:rPr>
-            <w:color w:val="0000EE"/>
-            <w:u w:val="single"/>
-          </w:rPr>
-          <w:t>Michée 7.8–9</w:t>
-        </w:r>
-      </w:hyperlink>
-      <w:r>
-        <w:rPr>
-          <w:lang w:val="fr_FR" w:bidi="fr_FR"/>
-        </w:rPr>
-        <w:t xml:space="preserve"> ; </w:t>
-      </w:r>
-      <w:hyperlink r:id="rId42">
-        <w:r>
-          <w:rPr>
-            <w:lang w:val="fr_FR" w:bidi="fr_FR"/>
-          </w:rPr>
-          <w:rPr>
-            <w:color w:val="0000EE"/>
-            <w:u w:val="single"/>
-          </w:rPr>
-          <w:t>Matthieu 4.16</w:t>
-        </w:r>
-      </w:hyperlink>
-      <w:r>
-        <w:rPr>
-          <w:lang w:val="fr_FR" w:bidi="fr_FR"/>
-        </w:rPr>
-        <w:t xml:space="preserve"> ; </w:t>
-      </w:r>
-      <w:hyperlink r:id="rId117">
-        <w:r>
-          <w:rPr>
-            <w:lang w:val="fr_FR" w:bidi="fr_FR"/>
-          </w:rPr>
-          <w:rPr>
-            <w:color w:val="0000EE"/>
-            <w:u w:val="single"/>
-          </w:rPr>
-          <w:t>6.22–23</w:t>
-        </w:r>
-      </w:hyperlink>
-      <w:r>
-        <w:rPr>
-          <w:lang w:val="fr_FR" w:bidi="fr_FR"/>
-        </w:rPr>
-        <w:t xml:space="preserve"> ; </w:t>
-      </w:r>
-      <w:hyperlink r:id="rId66">
-        <w:r>
-          <w:rPr>
-            <w:lang w:val="fr_FR" w:bidi="fr_FR"/>
-          </w:rPr>
-          <w:rPr>
-            <w:color w:val="0000EE"/>
-            <w:u w:val="single"/>
-          </w:rPr>
-          <w:t>8.12</w:t>
-        </w:r>
-      </w:hyperlink>
-      <w:r>
-        <w:rPr>
-          <w:lang w:val="fr_FR" w:bidi="fr_FR"/>
-        </w:rPr>
-        <w:t xml:space="preserve"> ; </w:t>
-      </w:r>
-      <w:hyperlink r:id="rId118">
-        <w:r>
-          <w:rPr>
-            <w:lang w:val="fr_FR" w:bidi="fr_FR"/>
-          </w:rPr>
-          <w:rPr>
-            <w:color w:val="0000EE"/>
-            <w:u w:val="single"/>
-          </w:rPr>
-          <w:t>Luc 1.78–79</w:t>
-        </w:r>
-      </w:hyperlink>
-      <w:r>
-        <w:rPr>
-          <w:lang w:val="fr_FR" w:bidi="fr_FR"/>
-        </w:rPr>
-        <w:t xml:space="preserve"> ; </w:t>
-      </w:r>
-      <w:hyperlink r:id="rId98">
-        <w:r>
-          <w:rPr>
-            <w:lang w:val="fr_FR" w:bidi="fr_FR"/>
-          </w:rPr>
-          <w:rPr>
-            <w:color w:val="0000EE"/>
-            <w:u w:val="single"/>
-          </w:rPr>
-          <w:t>2.32</w:t>
-        </w:r>
-      </w:hyperlink>
-      <w:r>
-        <w:rPr>
-          <w:lang w:val="fr_FR" w:bidi="fr_FR"/>
-        </w:rPr>
-        <w:t xml:space="preserve"> ; </w:t>
-      </w:r>
-      <w:hyperlink r:id="rId119">
-        <w:r>
-          <w:rPr>
-            <w:lang w:val="fr_FR" w:bidi="fr_FR"/>
-          </w:rPr>
-          <w:rPr>
-            <w:color w:val="0000EE"/>
-            <w:u w:val="single"/>
-          </w:rPr>
-          <w:t>Jean 1.4–9</w:t>
-        </w:r>
-      </w:hyperlink>
-      <w:r>
-        <w:rPr>
-          <w:lang w:val="fr_FR" w:bidi="fr_FR"/>
-        </w:rPr>
-        <w:t xml:space="preserve"> ; </w:t>
-      </w:r>
-      <w:hyperlink r:id="rId44">
-        <w:r>
-          <w:rPr>
-            <w:lang w:val="fr_FR" w:bidi="fr_FR"/>
-          </w:rPr>
-          <w:rPr>
-            <w:color w:val="0000EE"/>
-            <w:u w:val="single"/>
-          </w:rPr>
-          <w:t>8.12</w:t>
-        </w:r>
-      </w:hyperlink>
-      <w:r>
-        <w:rPr>
-          <w:lang w:val="fr_FR" w:bidi="fr_FR"/>
-        </w:rPr>
-        <w:t xml:space="preserve"> ; </w:t>
-      </w:r>
-      <w:hyperlink r:id="rId95">
-        <w:r>
-          <w:rPr>
-            <w:lang w:val="fr_FR" w:bidi="fr_FR"/>
-          </w:rPr>
-          <w:rPr>
-            <w:color w:val="0000EE"/>
-            <w:u w:val="single"/>
-          </w:rPr>
-          <w:t>9.5</w:t>
-        </w:r>
-      </w:hyperlink>
-      <w:r>
-        <w:rPr>
-          <w:lang w:val="fr_FR" w:bidi="fr_FR"/>
-        </w:rPr>
-        <w:t xml:space="preserve"> ; </w:t>
-      </w:r>
-      <w:hyperlink r:id="rId120">
-        <w:r>
-          <w:rPr>
-            <w:lang w:val="fr_FR" w:bidi="fr_FR"/>
-          </w:rPr>
-          <w:rPr>
-            <w:color w:val="0000EE"/>
-            <w:u w:val="single"/>
-          </w:rPr>
-          <w:t>12.35–36</w:t>
-        </w:r>
-      </w:hyperlink>
+      <w:r>
+        <w:rPr>
+          <w:lang w:val="fr_FR" w:bidi="fr_FR"/>
+        </w:rPr>
+        <w:t>19–20</w:t>
+      </w:r>
+      <w:r>
+        <w:rPr>
+          <w:lang w:val="fr_FR" w:bidi="fr_FR"/>
+        </w:rPr>
+        <w:t xml:space="preserve"> ; </w:t>
+      </w:r>
+      <w:r>
+        <w:rPr>
+          <w:lang w:val="fr_FR" w:bidi="fr_FR"/>
+        </w:rPr>
+        <w:t>Daniel 2.22</w:t>
+      </w:r>
+      <w:r>
+        <w:rPr>
+          <w:lang w:val="fr_FR" w:bidi="fr_FR"/>
+        </w:rPr>
+        <w:t xml:space="preserve"> ; </w:t>
+      </w:r>
+      <w:r>
+        <w:rPr>
+          <w:lang w:val="fr_FR" w:bidi="fr_FR"/>
+        </w:rPr>
+        <w:t>Michée 7.8–9</w:t>
+      </w:r>
+      <w:r>
+        <w:rPr>
+          <w:lang w:val="fr_FR" w:bidi="fr_FR"/>
+        </w:rPr>
+        <w:t xml:space="preserve"> ; </w:t>
+      </w:r>
+      <w:r>
+        <w:rPr>
+          <w:lang w:val="fr_FR" w:bidi="fr_FR"/>
+        </w:rPr>
+        <w:t>Matthieu 4.16</w:t>
+      </w:r>
+      <w:r>
+        <w:rPr>
+          <w:lang w:val="fr_FR" w:bidi="fr_FR"/>
+        </w:rPr>
+        <w:t xml:space="preserve"> ; </w:t>
+      </w:r>
+      <w:r>
+        <w:rPr>
+          <w:lang w:val="fr_FR" w:bidi="fr_FR"/>
+        </w:rPr>
+        <w:t>6.22–23</w:t>
+      </w:r>
+      <w:r>
+        <w:rPr>
+          <w:lang w:val="fr_FR" w:bidi="fr_FR"/>
+        </w:rPr>
+        <w:t xml:space="preserve"> ; </w:t>
+      </w:r>
+      <w:r>
+        <w:rPr>
+          <w:lang w:val="fr_FR" w:bidi="fr_FR"/>
+        </w:rPr>
+        <w:t>8.12</w:t>
+      </w:r>
+      <w:r>
+        <w:rPr>
+          <w:lang w:val="fr_FR" w:bidi="fr_FR"/>
+        </w:rPr>
+        <w:t xml:space="preserve"> ; </w:t>
+      </w:r>
+      <w:r>
+        <w:rPr>
+          <w:lang w:val="fr_FR" w:bidi="fr_FR"/>
+        </w:rPr>
+        <w:t>Luc 1.78–79</w:t>
+      </w:r>
+      <w:r>
+        <w:rPr>
+          <w:lang w:val="fr_FR" w:bidi="fr_FR"/>
+        </w:rPr>
+        <w:t xml:space="preserve"> ; </w:t>
+      </w:r>
+      <w:r>
+        <w:rPr>
+          <w:lang w:val="fr_FR" w:bidi="fr_FR"/>
+        </w:rPr>
+        <w:t>2.32</w:t>
+      </w:r>
+      <w:r>
+        <w:rPr>
+          <w:lang w:val="fr_FR" w:bidi="fr_FR"/>
+        </w:rPr>
+        <w:t xml:space="preserve"> ; </w:t>
+      </w:r>
+      <w:r>
+        <w:rPr>
+          <w:lang w:val="fr_FR" w:bidi="fr_FR"/>
+        </w:rPr>
+        <w:t>Jean 1.4–9</w:t>
+      </w:r>
+      <w:r>
+        <w:rPr>
+          <w:lang w:val="fr_FR" w:bidi="fr_FR"/>
+        </w:rPr>
+        <w:t xml:space="preserve"> ; </w:t>
+      </w:r>
+      <w:r>
+        <w:rPr>
+          <w:lang w:val="fr_FR" w:bidi="fr_FR"/>
+        </w:rPr>
+        <w:t>8.12</w:t>
+      </w:r>
+      <w:r>
+        <w:rPr>
+          <w:lang w:val="fr_FR" w:bidi="fr_FR"/>
+        </w:rPr>
+        <w:t xml:space="preserve"> ; </w:t>
+      </w:r>
+      <w:r>
+        <w:rPr>
+          <w:lang w:val="fr_FR" w:bidi="fr_FR"/>
+        </w:rPr>
+        <w:t>9.5</w:t>
+      </w:r>
+      <w:r>
+        <w:rPr>
+          <w:lang w:val="fr_FR" w:bidi="fr_FR"/>
+        </w:rPr>
+        <w:t xml:space="preserve"> ; </w:t>
+      </w:r>
+      <w:r>
+        <w:rPr>
+          <w:lang w:val="fr_FR" w:bidi="fr_FR"/>
+        </w:rPr>
+        <w:t>12.35–36</w:t>
+      </w:r>
       <w:r>
         <w:rPr>
           <w:lang w:val="fr_FR" w:bidi="fr_FR"/>
         </w:rPr>
         <w:t xml:space="preserve">, </w:t>
       </w:r>
-      <w:hyperlink r:id="rId46">
-        <w:r>
-          <w:rPr>
-            <w:lang w:val="fr_FR" w:bidi="fr_FR"/>
-          </w:rPr>
-          <w:rPr>
-            <w:color w:val="0000EE"/>
-            <w:u w:val="single"/>
-          </w:rPr>
-          <w:t>46</w:t>
-        </w:r>
-      </w:hyperlink>
-      <w:r>
-        <w:rPr>
-          <w:lang w:val="fr_FR" w:bidi="fr_FR"/>
-        </w:rPr>
-        <w:t xml:space="preserve"> ; </w:t>
-      </w:r>
-      <w:hyperlink r:id="rId99">
-        <w:r>
-          <w:rPr>
-            <w:lang w:val="fr_FR" w:bidi="fr_FR"/>
-          </w:rPr>
-          <w:rPr>
-            <w:color w:val="0000EE"/>
-            <w:u w:val="single"/>
-          </w:rPr>
-          <w:t>Actes 13.47</w:t>
-        </w:r>
-      </w:hyperlink>
-      <w:r>
-        <w:rPr>
-          <w:lang w:val="fr_FR" w:bidi="fr_FR"/>
-        </w:rPr>
-        <w:t xml:space="preserve"> ; </w:t>
-      </w:r>
-      <w:hyperlink r:id="rId100">
-        <w:r>
-          <w:rPr>
-            <w:lang w:val="fr_FR" w:bidi="fr_FR"/>
-          </w:rPr>
-          <w:rPr>
-            <w:color w:val="0000EE"/>
-            <w:u w:val="single"/>
-          </w:rPr>
-          <w:t>26.18</w:t>
-        </w:r>
-      </w:hyperlink>
-      <w:r>
-        <w:rPr>
-          <w:lang w:val="fr_FR" w:bidi="fr_FR"/>
-        </w:rPr>
-        <w:t xml:space="preserve"> ; </w:t>
-      </w:r>
-      <w:hyperlink r:id="rId121">
-        <w:r>
-          <w:rPr>
-            <w:lang w:val="fr_FR" w:bidi="fr_FR"/>
-          </w:rPr>
-          <w:rPr>
-            <w:color w:val="0000EE"/>
-            <w:u w:val="single"/>
-          </w:rPr>
-          <w:t>Romains 2.19–20</w:t>
-        </w:r>
-      </w:hyperlink>
-      <w:r>
-        <w:rPr>
-          <w:lang w:val="fr_FR" w:bidi="fr_FR"/>
-        </w:rPr>
-        <w:t xml:space="preserve"> ; </w:t>
-      </w:r>
-      <w:hyperlink r:id="rId122">
-        <w:r>
-          <w:rPr>
-            <w:lang w:val="fr_FR" w:bidi="fr_FR"/>
-          </w:rPr>
-          <w:rPr>
-            <w:color w:val="0000EE"/>
-            <w:u w:val="single"/>
-          </w:rPr>
-          <w:t>Éphésiens 5.7–14</w:t>
-        </w:r>
-      </w:hyperlink>
-      <w:r>
-        <w:rPr>
-          <w:lang w:val="fr_FR" w:bidi="fr_FR"/>
-        </w:rPr>
-        <w:t xml:space="preserve"> ; </w:t>
-      </w:r>
-      <w:hyperlink r:id="rId123">
-        <w:r>
-          <w:rPr>
-            <w:lang w:val="fr_FR" w:bidi="fr_FR"/>
-          </w:rPr>
-          <w:rPr>
-            <w:color w:val="0000EE"/>
-            <w:u w:val="single"/>
-          </w:rPr>
-          <w:t>1 Thessaloniciens 5.5–8</w:t>
-        </w:r>
-      </w:hyperlink>
-      <w:r>
-        <w:rPr>
-          <w:lang w:val="fr_FR" w:bidi="fr_FR"/>
-        </w:rPr>
-        <w:t xml:space="preserve"> ; </w:t>
-      </w:r>
-      <w:hyperlink r:id="rId92">
-        <w:r>
-          <w:rPr>
-            <w:lang w:val="fr_FR" w:bidi="fr_FR"/>
-          </w:rPr>
-          <w:rPr>
-            <w:color w:val="0000EE"/>
-            <w:u w:val="single"/>
-          </w:rPr>
-          <w:t>1 Timothée 6.16</w:t>
-        </w:r>
-      </w:hyperlink>
-      <w:r>
-        <w:rPr>
-          <w:lang w:val="fr_FR" w:bidi="fr_FR"/>
-        </w:rPr>
-        <w:t xml:space="preserve"> ; </w:t>
-      </w:r>
-      <w:hyperlink r:id="rId75">
-        <w:r>
-          <w:rPr>
-            <w:lang w:val="fr_FR" w:bidi="fr_FR"/>
-          </w:rPr>
-          <w:rPr>
-            <w:color w:val="0000EE"/>
-            <w:u w:val="single"/>
-          </w:rPr>
-          <w:t>Jacques 1.17</w:t>
-        </w:r>
-      </w:hyperlink>
-      <w:r>
-        <w:rPr>
-          <w:lang w:val="fr_FR" w:bidi="fr_FR"/>
-        </w:rPr>
-        <w:t xml:space="preserve"> ; </w:t>
-      </w:r>
-      <w:hyperlink r:id="rId69">
-        <w:r>
-          <w:rPr>
-            <w:lang w:val="fr_FR" w:bidi="fr_FR"/>
-          </w:rPr>
-          <w:rPr>
-            <w:color w:val="0000EE"/>
-            <w:u w:val="single"/>
-          </w:rPr>
-          <w:t>2 Pierre 2.17</w:t>
-        </w:r>
-      </w:hyperlink>
-      <w:r>
-        <w:rPr>
-          <w:lang w:val="fr_FR" w:bidi="fr_FR"/>
-        </w:rPr>
-        <w:t xml:space="preserve"> ; </w:t>
-      </w:r>
-      <w:hyperlink r:id="rId124">
-        <w:r>
-          <w:rPr>
-            <w:lang w:val="fr_FR" w:bidi="fr_FR"/>
-          </w:rPr>
-          <w:rPr>
-            <w:color w:val="0000EE"/>
-            <w:u w:val="single"/>
-          </w:rPr>
-          <w:t>1 Jean 1.5–7</w:t>
-        </w:r>
-      </w:hyperlink>
-      <w:r>
-        <w:rPr>
-          <w:lang w:val="fr_FR" w:bidi="fr_FR"/>
-        </w:rPr>
-        <w:t xml:space="preserve"> ; </w:t>
-      </w:r>
-      <w:hyperlink r:id="rId125">
-        <w:r>
-          <w:rPr>
-            <w:lang w:val="fr_FR" w:bidi="fr_FR"/>
-          </w:rPr>
-          <w:rPr>
-            <w:color w:val="0000EE"/>
-            <w:u w:val="single"/>
-          </w:rPr>
-          <w:t>2.7–11</w:t>
-        </w:r>
-      </w:hyperlink>
+      <w:r>
+        <w:rPr>
+          <w:lang w:val="fr_FR" w:bidi="fr_FR"/>
+        </w:rPr>
+        <w:t>46</w:t>
+      </w:r>
+      <w:r>
+        <w:rPr>
+          <w:lang w:val="fr_FR" w:bidi="fr_FR"/>
+        </w:rPr>
+        <w:t xml:space="preserve"> ; </w:t>
+      </w:r>
+      <w:r>
+        <w:rPr>
+          <w:lang w:val="fr_FR" w:bidi="fr_FR"/>
+        </w:rPr>
+        <w:t>Actes 13.47</w:t>
+      </w:r>
+      <w:r>
+        <w:rPr>
+          <w:lang w:val="fr_FR" w:bidi="fr_FR"/>
+        </w:rPr>
+        <w:t xml:space="preserve"> ; </w:t>
+      </w:r>
+      <w:r>
+        <w:rPr>
+          <w:lang w:val="fr_FR" w:bidi="fr_FR"/>
+        </w:rPr>
+        <w:t>26.18</w:t>
+      </w:r>
+      <w:r>
+        <w:rPr>
+          <w:lang w:val="fr_FR" w:bidi="fr_FR"/>
+        </w:rPr>
+        <w:t xml:space="preserve"> ; </w:t>
+      </w:r>
+      <w:r>
+        <w:rPr>
+          <w:lang w:val="fr_FR" w:bidi="fr_FR"/>
+        </w:rPr>
+        <w:t>Romains 2.19–20</w:t>
+      </w:r>
+      <w:r>
+        <w:rPr>
+          <w:lang w:val="fr_FR" w:bidi="fr_FR"/>
+        </w:rPr>
+        <w:t xml:space="preserve"> ; </w:t>
+      </w:r>
+      <w:r>
+        <w:rPr>
+          <w:lang w:val="fr_FR" w:bidi="fr_FR"/>
+        </w:rPr>
+        <w:t>Éphésiens 5.7–14</w:t>
+      </w:r>
+      <w:r>
+        <w:rPr>
+          <w:lang w:val="fr_FR" w:bidi="fr_FR"/>
+        </w:rPr>
+        <w:t xml:space="preserve"> ; </w:t>
+      </w:r>
+      <w:r>
+        <w:rPr>
+          <w:lang w:val="fr_FR" w:bidi="fr_FR"/>
+        </w:rPr>
+        <w:t>1 Thessaloniciens 5.5–8</w:t>
+      </w:r>
+      <w:r>
+        <w:rPr>
+          <w:lang w:val="fr_FR" w:bidi="fr_FR"/>
+        </w:rPr>
+        <w:t xml:space="preserve"> ; </w:t>
+      </w:r>
+      <w:r>
+        <w:rPr>
+          <w:lang w:val="fr_FR" w:bidi="fr_FR"/>
+        </w:rPr>
+        <w:t>1 Timothée 6.16</w:t>
+      </w:r>
+      <w:r>
+        <w:rPr>
+          <w:lang w:val="fr_FR" w:bidi="fr_FR"/>
+        </w:rPr>
+        <w:t xml:space="preserve"> ; </w:t>
+      </w:r>
+      <w:r>
+        <w:rPr>
+          <w:lang w:val="fr_FR" w:bidi="fr_FR"/>
+        </w:rPr>
+        <w:t>Jacques 1.17</w:t>
+      </w:r>
+      <w:r>
+        <w:rPr>
+          <w:lang w:val="fr_FR" w:bidi="fr_FR"/>
+        </w:rPr>
+        <w:t xml:space="preserve"> ; </w:t>
+      </w:r>
+      <w:r>
+        <w:rPr>
+          <w:lang w:val="fr_FR" w:bidi="fr_FR"/>
+        </w:rPr>
+        <w:t>2 Pierre 2.17</w:t>
+      </w:r>
+      <w:r>
+        <w:rPr>
+          <w:lang w:val="fr_FR" w:bidi="fr_FR"/>
+        </w:rPr>
+        <w:t xml:space="preserve"> ; </w:t>
+      </w:r>
+      <w:r>
+        <w:rPr>
+          <w:lang w:val="fr_FR" w:bidi="fr_FR"/>
+        </w:rPr>
+        <w:t>1 Jean 1.5–7</w:t>
+      </w:r>
+      <w:r>
+        <w:rPr>
+          <w:lang w:val="fr_FR" w:bidi="fr_FR"/>
+        </w:rPr>
+        <w:t xml:space="preserve"> ; </w:t>
+      </w:r>
+      <w:r>
+        <w:rPr>
+          <w:lang w:val="fr_FR" w:bidi="fr_FR"/>
+        </w:rPr>
+        <w:t>2.7–11</w:t>
+      </w:r>
       <w:r>
         <w:rPr>
           <w:lang w:val="fr_FR" w:bidi="fr_FR"/>
@@ -3190,36 +2314,24 @@
         </w:rPr>
         <w:t xml:space="preserve"> apparaît 78 fois dans l'Ancien Testament (AT), il n'est que très rarement utilisé au sens littéral et physique (</w:t>
       </w:r>
-      <w:hyperlink r:id="rId126">
-        <w:r>
-          <w:rPr>
-            <w:lang w:val="fr_FR" w:bidi="fr_FR"/>
-          </w:rPr>
-          <w:rPr>
-            <w:color w:val="0000EE"/>
-            <w:u w:val="single"/>
-          </w:rPr>
-          <w:t>Ps 62.10</w:t>
-        </w:r>
-      </w:hyperlink>
-      <w:r>
-        <w:rPr>
-          <w:lang w:val="fr_FR" w:bidi="fr_FR"/>
-        </w:rPr>
-        <w:t xml:space="preserve"> ; </w:t>
-      </w:r>
-      <w:hyperlink r:id="rId127">
-        <w:r>
-          <w:rPr>
-            <w:lang w:val="fr_FR" w:bidi="fr_FR"/>
-          </w:rPr>
-          <w:rPr>
-            <w:color w:val="0000EE"/>
-            <w:u w:val="single"/>
-          </w:rPr>
-          <w:t>Es 57.13</w:t>
-        </w:r>
-      </w:hyperlink>
+      <w:r>
+        <w:rPr>
+          <w:lang w:val="fr_FR" w:bidi="fr_FR"/>
+        </w:rPr>
+        <w:t>Ps 62.10</w:t>
+      </w:r>
+      <w:r>
+        <w:rPr>
+          <w:lang w:val="fr_FR" w:bidi="fr_FR"/>
+        </w:rPr>
+        <w:t xml:space="preserve"> ; </w:t>
+      </w:r>
+      <w:r>
+        <w:rPr>
+          <w:lang w:val="fr_FR" w:bidi="fr_FR"/>
+        </w:rPr>
+        <w:t>Es 57.13</w:t>
+      </w:r>
       <w:r>
         <w:rPr>
           <w:lang w:val="fr_FR" w:bidi="fr_FR"/>
@@ -3253,36 +2365,24 @@
         </w:rPr>
         <w:t>Le terme décrit souvent le fait que les idoles sont insignifiantes et ne sont pas réellement des dieux (</w:t>
       </w:r>
-      <w:hyperlink r:id="rId128">
-        <w:r>
-          <w:rPr>
-            <w:lang w:val="fr_FR" w:bidi="fr_FR"/>
-          </w:rPr>
-          <w:rPr>
-            <w:color w:val="0000EE"/>
-            <w:u w:val="single"/>
-          </w:rPr>
-          <w:t>Dt 32.21</w:t>
-        </w:r>
-      </w:hyperlink>
-      <w:r>
-        <w:rPr>
-          <w:lang w:val="fr_FR" w:bidi="fr_FR"/>
-        </w:rPr>
-        <w:t xml:space="preserve"> ; </w:t>
-      </w:r>
-      <w:hyperlink r:id="rId129">
-        <w:r>
-          <w:rPr>
-            <w:lang w:val="fr_FR" w:bidi="fr_FR"/>
-          </w:rPr>
-          <w:rPr>
-            <w:color w:val="0000EE"/>
-            <w:u w:val="single"/>
-          </w:rPr>
-          <w:t>2R 17.15</w:t>
-        </w:r>
-      </w:hyperlink>
+      <w:r>
+        <w:rPr>
+          <w:lang w:val="fr_FR" w:bidi="fr_FR"/>
+        </w:rPr>
+        <w:t>Dt 32.21</w:t>
+      </w:r>
+      <w:r>
+        <w:rPr>
+          <w:lang w:val="fr_FR" w:bidi="fr_FR"/>
+        </w:rPr>
+        <w:t xml:space="preserve"> ; </w:t>
+      </w:r>
+      <w:r>
+        <w:rPr>
+          <w:lang w:val="fr_FR" w:bidi="fr_FR"/>
+        </w:rPr>
+        <w:t>2R 17.15</w:t>
+      </w:r>
       <w:r>
         <w:rPr>
           <w:lang w:val="fr_FR" w:bidi="fr_FR"/>
@@ -3315,36 +2415,24 @@
         </w:rPr>
         <w:t xml:space="preserve"> représente la courte durée de la vie, qui est comparée à un souffle qui disparaît rapidement (</w:t>
       </w:r>
-      <w:hyperlink r:id="rId130">
-        <w:r>
-          <w:rPr>
-            <w:lang w:val="fr_FR" w:bidi="fr_FR"/>
-          </w:rPr>
-          <w:rPr>
-            <w:color w:val="0000EE"/>
-            <w:u w:val="single"/>
-          </w:rPr>
-          <w:t>Jb 7.16</w:t>
-        </w:r>
-      </w:hyperlink>
-      <w:r>
-        <w:rPr>
-          <w:lang w:val="fr_FR" w:bidi="fr_FR"/>
-        </w:rPr>
-        <w:t xml:space="preserve"> ; </w:t>
-      </w:r>
-      <w:hyperlink r:id="rId131">
-        <w:r>
-          <w:rPr>
-            <w:lang w:val="fr_FR" w:bidi="fr_FR"/>
-          </w:rPr>
-          <w:rPr>
-            <w:color w:val="0000EE"/>
-            <w:u w:val="single"/>
-          </w:rPr>
-          <w:t>Ps 144.4</w:t>
-        </w:r>
-      </w:hyperlink>
+      <w:r>
+        <w:rPr>
+          <w:lang w:val="fr_FR" w:bidi="fr_FR"/>
+        </w:rPr>
+        <w:t>Jb 7.16</w:t>
+      </w:r>
+      <w:r>
+        <w:rPr>
+          <w:lang w:val="fr_FR" w:bidi="fr_FR"/>
+        </w:rPr>
+        <w:t xml:space="preserve"> ; </w:t>
+      </w:r>
+      <w:r>
+        <w:rPr>
+          <w:lang w:val="fr_FR" w:bidi="fr_FR"/>
+        </w:rPr>
+        <w:t>Ps 144.4</w:t>
+      </w:r>
       <w:r>
         <w:rPr>
           <w:lang w:val="fr_FR" w:bidi="fr_FR"/>
@@ -3364,54 +2452,36 @@
         </w:rPr>
         <w:t xml:space="preserve"> représente la vie, les pensées et les efforts qui n'ont pas d'importance durable ou ne valent rien (</w:t>
       </w:r>
-      <w:hyperlink r:id="rId132">
-        <w:r>
-          <w:rPr>
-            <w:lang w:val="fr_FR" w:bidi="fr_FR"/>
-          </w:rPr>
-          <w:rPr>
-            <w:color w:val="0000EE"/>
-            <w:u w:val="single"/>
-          </w:rPr>
-          <w:t>Ps 78.33</w:t>
-        </w:r>
-      </w:hyperlink>
-      <w:r>
-        <w:rPr>
-          <w:lang w:val="fr_FR" w:bidi="fr_FR"/>
-        </w:rPr>
-        <w:t xml:space="preserve"> ; </w:t>
-      </w:r>
-      <w:hyperlink r:id="rId133">
-        <w:r>
-          <w:rPr>
-            <w:lang w:val="fr_FR" w:bidi="fr_FR"/>
-          </w:rPr>
-          <w:rPr>
-            <w:color w:val="0000EE"/>
-            <w:u w:val="single"/>
-          </w:rPr>
-          <w:t>94.11</w:t>
-        </w:r>
-      </w:hyperlink>
-      <w:r>
-        <w:rPr>
-          <w:lang w:val="fr_FR" w:bidi="fr_FR"/>
-        </w:rPr>
-        <w:t xml:space="preserve"> ; </w:t>
-      </w:r>
-      <w:hyperlink r:id="rId134">
-        <w:r>
-          <w:rPr>
-            <w:lang w:val="fr_FR" w:bidi="fr_FR"/>
-          </w:rPr>
-          <w:rPr>
-            <w:color w:val="0000EE"/>
-            <w:u w:val="single"/>
-          </w:rPr>
-          <w:t>Es 49.4</w:t>
-        </w:r>
-      </w:hyperlink>
+      <w:r>
+        <w:rPr>
+          <w:lang w:val="fr_FR" w:bidi="fr_FR"/>
+        </w:rPr>
+        <w:t>Ps 78.33</w:t>
+      </w:r>
+      <w:r>
+        <w:rPr>
+          <w:lang w:val="fr_FR" w:bidi="fr_FR"/>
+        </w:rPr>
+        <w:t xml:space="preserve"> ; </w:t>
+      </w:r>
+      <w:r>
+        <w:rPr>
+          <w:lang w:val="fr_FR" w:bidi="fr_FR"/>
+        </w:rPr>
+        <w:t>94.11</w:t>
+      </w:r>
+      <w:r>
+        <w:rPr>
+          <w:lang w:val="fr_FR" w:bidi="fr_FR"/>
+        </w:rPr>
+        <w:t xml:space="preserve"> ; </w:t>
+      </w:r>
+      <w:r>
+        <w:rPr>
+          <w:lang w:val="fr_FR" w:bidi="fr_FR"/>
+        </w:rPr>
+        <w:t>Es 49.4</w:t>
+      </w:r>
       <w:r>
         <w:rPr>
           <w:lang w:val="fr_FR" w:bidi="fr_FR"/>
@@ -3538,18 +2608,12 @@
         </w:rPr>
         <w:t xml:space="preserve"> dans l'Ecclésiaste comme signifiant principalement que la vie passe vite. Un souffle ne pèse rien et ne dure pas. Cette traduction propose une façon différente de comprendre le message de l'Ecclésiaste. Ce n'est pas que la vie est totalement dépourvue de sens et est inutile, mais plutôt qu'elle n'a pas d'impact permanent et se termine rapidement. Plusieurs passages dans l'Ecclésiaste évoquent le fait que la vie elle-même et ce que nous faisons ne sont que passagers (p. ex. </w:t>
       </w:r>
-      <w:hyperlink r:id="rId135">
-        <w:r>
-          <w:rPr>
-            <w:lang w:val="fr_FR" w:bidi="fr_FR"/>
-          </w:rPr>
-          <w:rPr>
-            <w:color w:val="0000EE"/>
-            <w:u w:val="single"/>
-          </w:rPr>
-          <w:t>Ec 2.18–23</w:t>
-        </w:r>
-      </w:hyperlink>
+      <w:r>
+        <w:rPr>
+          <w:lang w:val="fr_FR" w:bidi="fr_FR"/>
+        </w:rPr>
+        <w:t>Ec 2.18–23</w:t>
+      </w:r>
       <w:r>
         <w:rPr>
           <w:lang w:val="fr_FR" w:bidi="fr_FR"/>
@@ -3570,18 +2634,12 @@
         </w:rPr>
         <w:t xml:space="preserve">Dans le NT, </w:t>
       </w:r>
-      <w:hyperlink r:id="rId136">
-        <w:r>
-          <w:rPr>
-            <w:lang w:val="fr_FR" w:bidi="fr_FR"/>
-          </w:rPr>
-          <w:rPr>
-            <w:color w:val="0000EE"/>
-            <w:u w:val="single"/>
-          </w:rPr>
-          <w:t>Jacques 4.13–15</w:t>
-        </w:r>
-      </w:hyperlink>
+      <w:r>
+        <w:rPr>
+          <w:lang w:val="fr_FR" w:bidi="fr_FR"/>
+        </w:rPr>
+        <w:t>Jacques 4.13–15</w:t>
+      </w:r>
       <w:r>
         <w:rPr>
           <w:lang w:val="fr_FR" w:bidi="fr_FR"/>
@@ -3627,18 +2685,12 @@
         </w:rPr>
         <w:t xml:space="preserve"> (</w:t>
       </w:r>
-      <w:hyperlink r:id="rId137">
-        <w:r>
-          <w:rPr>
-            <w:lang w:val="fr_FR" w:bidi="fr_FR"/>
-          </w:rPr>
-          <w:rPr>
-            <w:color w:val="0000EE"/>
-            <w:u w:val="single"/>
-          </w:rPr>
-          <w:t>Ec 12.14</w:t>
-        </w:r>
-      </w:hyperlink>
+      <w:r>
+        <w:rPr>
+          <w:lang w:val="fr_FR" w:bidi="fr_FR"/>
+        </w:rPr>
+        <w:t>Ec 12.14</w:t>
+      </w:r>
       <w:r>
         <w:rPr>
           <w:lang w:val="fr_FR" w:bidi="fr_FR"/>
@@ -3668,216 +2720,144 @@
           <w:lang w:val="fr_FR" w:bidi="fr_FR"/>
         </w:rPr>
       </w:r>
-      <w:hyperlink r:id="rId128">
-        <w:r>
-          <w:rPr>
-            <w:lang w:val="fr_FR" w:bidi="fr_FR"/>
-          </w:rPr>
-          <w:rPr>
-            <w:color w:val="0000EE"/>
-            <w:u w:val="single"/>
-          </w:rPr>
-          <w:t>Deutéronome 32.21</w:t>
-        </w:r>
-      </w:hyperlink>
-      <w:r>
-        <w:rPr>
-          <w:lang w:val="fr_FR" w:bidi="fr_FR"/>
-        </w:rPr>
-        <w:t xml:space="preserve"> ; </w:t>
-      </w:r>
-      <w:hyperlink r:id="rId129">
-        <w:r>
-          <w:rPr>
-            <w:lang w:val="fr_FR" w:bidi="fr_FR"/>
-          </w:rPr>
-          <w:rPr>
-            <w:color w:val="0000EE"/>
-            <w:u w:val="single"/>
-          </w:rPr>
-          <w:t>2 Rois 17.15</w:t>
-        </w:r>
-      </w:hyperlink>
-      <w:r>
-        <w:rPr>
-          <w:lang w:val="fr_FR" w:bidi="fr_FR"/>
-        </w:rPr>
-        <w:t xml:space="preserve"> ; </w:t>
-      </w:r>
-      <w:hyperlink r:id="rId130">
-        <w:r>
-          <w:rPr>
-            <w:lang w:val="fr_FR" w:bidi="fr_FR"/>
-          </w:rPr>
-          <w:rPr>
-            <w:color w:val="0000EE"/>
-            <w:u w:val="single"/>
-          </w:rPr>
-          <w:t>Job 7.16</w:t>
-        </w:r>
-      </w:hyperlink>
-      <w:r>
-        <w:rPr>
-          <w:lang w:val="fr_FR" w:bidi="fr_FR"/>
-        </w:rPr>
-        <w:t xml:space="preserve"> ; </w:t>
-      </w:r>
-      <w:hyperlink r:id="rId126">
-        <w:r>
-          <w:rPr>
-            <w:lang w:val="fr_FR" w:bidi="fr_FR"/>
-          </w:rPr>
-          <w:rPr>
-            <w:color w:val="0000EE"/>
-            <w:u w:val="single"/>
-          </w:rPr>
-          <w:t>Psaumes 62.9</w:t>
-        </w:r>
-      </w:hyperlink>
-      <w:r>
-        <w:rPr>
-          <w:lang w:val="fr_FR" w:bidi="fr_FR"/>
-        </w:rPr>
-        <w:t xml:space="preserve"> ; </w:t>
-      </w:r>
-      <w:hyperlink r:id="rId132">
-        <w:r>
-          <w:rPr>
-            <w:lang w:val="fr_FR" w:bidi="fr_FR"/>
-          </w:rPr>
-          <w:rPr>
-            <w:color w:val="0000EE"/>
-            <w:u w:val="single"/>
-          </w:rPr>
-          <w:t>78.33</w:t>
-        </w:r>
-      </w:hyperlink>
-      <w:r>
-        <w:rPr>
-          <w:lang w:val="fr_FR" w:bidi="fr_FR"/>
-        </w:rPr>
-        <w:t xml:space="preserve"> ; </w:t>
-      </w:r>
-      <w:hyperlink r:id="rId133">
-        <w:r>
-          <w:rPr>
-            <w:lang w:val="fr_FR" w:bidi="fr_FR"/>
-          </w:rPr>
-          <w:rPr>
-            <w:color w:val="0000EE"/>
-            <w:u w:val="single"/>
-          </w:rPr>
-          <w:t>94.11</w:t>
-        </w:r>
-      </w:hyperlink>
-      <w:r>
-        <w:rPr>
-          <w:lang w:val="fr_FR" w:bidi="fr_FR"/>
-        </w:rPr>
-        <w:t xml:space="preserve"> ; </w:t>
-      </w:r>
-      <w:hyperlink r:id="rId131">
-        <w:r>
-          <w:rPr>
-            <w:lang w:val="fr_FR" w:bidi="fr_FR"/>
-          </w:rPr>
-          <w:rPr>
-            <w:color w:val="0000EE"/>
-            <w:u w:val="single"/>
-          </w:rPr>
-          <w:t>144.4</w:t>
-        </w:r>
-      </w:hyperlink>
-      <w:r>
-        <w:rPr>
-          <w:lang w:val="fr_FR" w:bidi="fr_FR"/>
-        </w:rPr>
-        <w:t xml:space="preserve"> ; </w:t>
-      </w:r>
-      <w:hyperlink r:id="rId138">
-        <w:r>
-          <w:rPr>
-            <w:lang w:val="fr_FR" w:bidi="fr_FR"/>
-          </w:rPr>
-          <w:rPr>
-            <w:color w:val="0000EE"/>
-            <w:u w:val="single"/>
-          </w:rPr>
-          <w:t>Proverbes 21.6</w:t>
-        </w:r>
-      </w:hyperlink>
-      <w:r>
-        <w:rPr>
-          <w:lang w:val="fr_FR" w:bidi="fr_FR"/>
-        </w:rPr>
-        <w:t xml:space="preserve"> ; </w:t>
-      </w:r>
-      <w:hyperlink r:id="rId139">
-        <w:r>
-          <w:rPr>
-            <w:lang w:val="fr_FR" w:bidi="fr_FR"/>
-          </w:rPr>
-          <w:rPr>
-            <w:color w:val="0000EE"/>
-            <w:u w:val="single"/>
-          </w:rPr>
-          <w:t>Ecclésiaste 1.2</w:t>
-        </w:r>
-      </w:hyperlink>
-      <w:r>
-        <w:rPr>
-          <w:lang w:val="fr_FR" w:bidi="fr_FR"/>
-        </w:rPr>
-        <w:t xml:space="preserve"> ; </w:t>
-      </w:r>
-      <w:hyperlink r:id="rId140">
-        <w:r>
-          <w:rPr>
-            <w:lang w:val="fr_FR" w:bidi="fr_FR"/>
-          </w:rPr>
-          <w:rPr>
-            <w:color w:val="0000EE"/>
-            <w:u w:val="single"/>
-          </w:rPr>
-          <w:t>Ésaïe 30.7</w:t>
-        </w:r>
-      </w:hyperlink>
-      <w:r>
-        <w:rPr>
-          <w:lang w:val="fr_FR" w:bidi="fr_FR"/>
-        </w:rPr>
-        <w:t xml:space="preserve"> ; </w:t>
-      </w:r>
-      <w:hyperlink r:id="rId134">
-        <w:r>
-          <w:rPr>
-            <w:lang w:val="fr_FR" w:bidi="fr_FR"/>
-          </w:rPr>
-          <w:rPr>
-            <w:color w:val="0000EE"/>
-            <w:u w:val="single"/>
-          </w:rPr>
-          <w:t>49.4</w:t>
-        </w:r>
-      </w:hyperlink>
-      <w:r>
-        <w:rPr>
-          <w:lang w:val="fr_FR" w:bidi="fr_FR"/>
-        </w:rPr>
-        <w:t xml:space="preserve"> ; </w:t>
-      </w:r>
-      <w:hyperlink r:id="rId127">
-        <w:r>
-          <w:rPr>
-            <w:lang w:val="fr_FR" w:bidi="fr_FR"/>
-          </w:rPr>
-          <w:rPr>
-            <w:color w:val="0000EE"/>
-            <w:u w:val="single"/>
-          </w:rPr>
-          <w:t>57.13.</w:t>
-        </w:r>
-      </w:hyperlink>
+      <w:r>
+        <w:rPr>
+          <w:lang w:val="fr_FR" w:bidi="fr_FR"/>
+        </w:rPr>
+        <w:t>Deutéronome 32.21</w:t>
+      </w:r>
+      <w:r>
+        <w:rPr>
+          <w:lang w:val="fr_FR" w:bidi="fr_FR"/>
+        </w:rPr>
+        <w:t xml:space="preserve"> ; </w:t>
+      </w:r>
+      <w:r>
+        <w:rPr>
+          <w:lang w:val="fr_FR" w:bidi="fr_FR"/>
+        </w:rPr>
+        <w:t>2 Rois 17.15</w:t>
+      </w:r>
+      <w:r>
+        <w:rPr>
+          <w:lang w:val="fr_FR" w:bidi="fr_FR"/>
+        </w:rPr>
+        <w:t xml:space="preserve"> ; </w:t>
+      </w:r>
+      <w:r>
+        <w:rPr>
+          <w:lang w:val="fr_FR" w:bidi="fr_FR"/>
+        </w:rPr>
+        <w:t>Job 7.16</w:t>
+      </w:r>
+      <w:r>
+        <w:rPr>
+          <w:lang w:val="fr_FR" w:bidi="fr_FR"/>
+        </w:rPr>
+        <w:t xml:space="preserve"> ; </w:t>
+      </w:r>
+      <w:r>
+        <w:rPr>
+          <w:lang w:val="fr_FR" w:bidi="fr_FR"/>
+        </w:rPr>
+        <w:t>Psaumes 62.9</w:t>
+      </w:r>
+      <w:r>
+        <w:rPr>
+          <w:lang w:val="fr_FR" w:bidi="fr_FR"/>
+        </w:rPr>
+        <w:t xml:space="preserve"> ; </w:t>
+      </w:r>
+      <w:r>
+        <w:rPr>
+          <w:lang w:val="fr_FR" w:bidi="fr_FR"/>
+        </w:rPr>
+        <w:t>78.33</w:t>
+      </w:r>
+      <w:r>
+        <w:rPr>
+          <w:lang w:val="fr_FR" w:bidi="fr_FR"/>
+        </w:rPr>
+        <w:t xml:space="preserve"> ; </w:t>
+      </w:r>
+      <w:r>
+        <w:rPr>
+          <w:lang w:val="fr_FR" w:bidi="fr_FR"/>
+        </w:rPr>
+        <w:t>94.11</w:t>
+      </w:r>
+      <w:r>
+        <w:rPr>
+          <w:lang w:val="fr_FR" w:bidi="fr_FR"/>
+        </w:rPr>
+        <w:t xml:space="preserve"> ; </w:t>
+      </w:r>
+      <w:r>
+        <w:rPr>
+          <w:lang w:val="fr_FR" w:bidi="fr_FR"/>
+        </w:rPr>
+        <w:t>144.4</w:t>
+      </w:r>
+      <w:r>
+        <w:rPr>
+          <w:lang w:val="fr_FR" w:bidi="fr_FR"/>
+        </w:rPr>
+        <w:t xml:space="preserve"> ; </w:t>
+      </w:r>
+      <w:r>
+        <w:rPr>
+          <w:lang w:val="fr_FR" w:bidi="fr_FR"/>
+        </w:rPr>
+        <w:t>Proverbes 21.6</w:t>
+      </w:r>
+      <w:r>
+        <w:rPr>
+          <w:lang w:val="fr_FR" w:bidi="fr_FR"/>
+        </w:rPr>
+        <w:t xml:space="preserve"> ; </w:t>
+      </w:r>
+      <w:r>
+        <w:rPr>
+          <w:lang w:val="fr_FR" w:bidi="fr_FR"/>
+        </w:rPr>
+        <w:t>Ecclésiaste 1.2</w:t>
+      </w:r>
+      <w:r>
+        <w:rPr>
+          <w:lang w:val="fr_FR" w:bidi="fr_FR"/>
+        </w:rPr>
+        <w:t xml:space="preserve"> ; </w:t>
+      </w:r>
+      <w:r>
+        <w:rPr>
+          <w:lang w:val="fr_FR" w:bidi="fr_FR"/>
+        </w:rPr>
+        <w:t>Ésaïe 30.7</w:t>
+      </w:r>
+      <w:r>
+        <w:rPr>
+          <w:lang w:val="fr_FR" w:bidi="fr_FR"/>
+        </w:rPr>
+        <w:t xml:space="preserve"> ; </w:t>
+      </w:r>
+      <w:r>
+        <w:rPr>
+          <w:lang w:val="fr_FR" w:bidi="fr_FR"/>
+        </w:rPr>
+        <w:t>49.4</w:t>
+      </w:r>
+      <w:r>
+        <w:rPr>
+          <w:lang w:val="fr_FR" w:bidi="fr_FR"/>
+        </w:rPr>
+        <w:t xml:space="preserve"> ; </w:t>
+      </w:r>
+      <w:r>
+        <w:rPr>
+          <w:lang w:val="fr_FR" w:bidi="fr_FR"/>
+        </w:rPr>
+        <w:t>57.13.</w:t>
+      </w:r>
       <w:r>
         <w:rPr>
           <w:lang w:val="fr_FR" w:bidi="fr_FR"/>
